--- a/docs/thesis/thesis-maria.docx
+++ b/docs/thesis/thesis-maria.docx
@@ -3563,7 +3563,7 @@
         <w:rPr>
           <w:b w:val="0"/>
         </w:rPr>
-        <w:t>4. Изменение оборудования (equipment_change).</w:t>
+        <w:t>4. Изменение оборудования (equipment_available).</w:t>
       </w:r>
     </w:p>
     <w:p>
@@ -3574,7 +3574,7 @@
         <w:rPr>
           <w:b w:val="0"/>
         </w:rPr>
-        <w:t>Срабатывает при изменении equipment_available. Например, пользователь переехал и теперь занимается дома без штанги — все упражнения с штангой нужно заменить.</w:t>
+        <w:t>Срабатывает при изменении набора доступного оборудования в профиле. Например, пользователь переехал и больше не может пользоваться штангой — все упражнения с этим оборудованием нужно заменить. В отличие от смены цели или частоты, для этого триггера в перечислении plan_rebuild_events.trigger отдельного значения не предусмотрено: смена оборудования просто поднимает флаг plan_rebuild_required, и пользователь видит баннер по тому же условию. Это сознательное упрощение — пользователь по баннеру всё равно увидит, что план устарел, а отдельный enum-trigger без отдельного сценария отдачи в UI добавил бы только сложность.</w:t>
       </w:r>
     </w:p>
     <w:p>
@@ -3597,7 +3597,7 @@
         <w:rPr>
           <w:b w:val="0"/>
         </w:rPr>
-        <w:t>Срабатывает ежедневным фоновым заданием, когда valid_until активного плана ≤ today. При этом автоматически архивируется старый план и генерируется новый с учётом данных прошедшего цикла.</w:t>
+        <w:t>Срабатывает ежедневным фоновым заданием, когда valid_until активного плана ≤ today. При этом автоматически архивируется старый план и генерируется новый с учётом данных прошедшего цикла. Поскольку триггер срабатывает без участия пользователя, событие сразу пишется со статусом auto_applied — баннеру в UI показываться не нужно.</w:t>
       </w:r>
     </w:p>
     <w:p>
@@ -3632,6 +3632,17 @@
           <w:b w:val="0"/>
         </w:rPr>
         <w:t>При срабатывании любого триггера watcher создаёт запись в таблице plan_rebuild_events со статусом pending, выставляет флаг plan_rebuild_required = true в профиле пользователя, и пользователь видит на главном экране баннер с CTA «обновить план?». Если пользователь нажимает «обновить» — запускается сервис генерации (см. работу Лазарева Е. Д.), который перегенерирует план с учётом новых параметров и архивирует старый. Если пользователь игнорирует баннер 7 дней — перегенерация запускается автоматически фоновым заданием.</w:t>
+      </w:r>
+    </w:p>
+    <w:p>
+      <w:pPr>
+        <w:jc w:val="both"/>
+      </w:pPr>
+      <w:r>
+        <w:rPr>
+          <w:b w:val="0"/>
+        </w:rPr>
+        <w:t>Дополнительное правило — debounce при повторных изменениях профиля. Если пользователь несколько раз за один день меняет цель или частоту, watcher не создаёт по событию на каждое изменение: при наличии уже-существующего pending-события с тем же триггером новое не пишется. Иначе аудит превращается в шум, а регенерация — в каскад, который никому не нужен.</w:t>
       </w:r>
     </w:p>
     <w:p>
@@ -4255,21 +4266,15 @@
         <w:br/>
         <w:t xml:space="preserve">    async with begin_transaction() as tx:</w:t>
         <w:br/>
-        <w:t xml:space="preserve">        diff = await update_profile_fields(user, data, tx)</w:t>
+        <w:t xml:space="preserve">        changed = apply_changes(profile, data)</w:t>
         <w:br/>
-        <w:t xml:space="preserve">        if 'goal' in diff:</w:t>
+        <w:t xml:space="preserve">        if changed &amp; PLAN_INVALIDATING_FIELDS:</w:t>
         <w:br/>
-        <w:t xml:space="preserve">            await create_rebuild_event(</w:t>
+        <w:t xml:space="preserve">            await record_profile_change_events(</w:t>
         <w:br/>
-        <w:t xml:space="preserve">                user, 'goal_change', tx)</w:t>
+        <w:t xml:space="preserve">                tx, user_id, changed)</w:t>
         <w:br/>
-        <w:t xml:space="preserve">        if 'training_frequency' in diff:</w:t>
-        <w:br/>
-        <w:t xml:space="preserve">            await create_rebuild_event(</w:t>
-        <w:br/>
-        <w:t xml:space="preserve">                user, 'frequency_change', tx)</w:t>
-        <w:br/>
-        <w:t xml:space="preserve">        ...</w:t>
+        <w:t xml:space="preserve">        return profile</w:t>
       </w:r>
     </w:p>
     <w:p>
@@ -4280,7 +4285,18 @@
         <w:rPr>
           <w:b w:val="0"/>
         </w:rPr>
-        <w:t>Окончание 4-недельного цикла — фоновое задание:</w:t>
+        <w:t>Функция record_profile_change_events маппит изменившиеся поля на trigger plan_rebuild_events: goal → goal_change, training_frequency → frequency_change. Для каждого триггера, прежде чем записать новое pending-событие, проверяется, нет ли уже существующего pending-события с тем же триггером у того же пользователя; если есть — пропускаем (debounce из §10). Для equipment_available, как уже отмечалось, отдельного триггера в enum нет — достаточно флага plan_rebuild_required.</w:t>
+      </w:r>
+    </w:p>
+    <w:p>
+      <w:pPr>
+        <w:jc w:val="both"/>
+      </w:pPr>
+      <w:r>
+        <w:rPr>
+          <w:b w:val="0"/>
+        </w:rPr>
+        <w:t>Окончание 4-недельного цикла и принудительная регенерация через 7 дней реализованы в одной функции, поскольку обе обращаются к одной и той же операции (generate_plan) и должны быть устойчивы к отказам отдельных пользователей. Cron вызывает POST /api/v1/internal/adaptation/check-cycles раз в сутки:</w:t>
       </w:r>
     </w:p>
     <w:p>
@@ -4292,17 +4308,60 @@
           <w:rFonts w:ascii="Courier New" w:hAnsi="Courier New"/>
           <w:sz w:val="22"/>
         </w:rPr>
-        <w:t># cron-задание раз в сутки</w:t>
+        <w:t>async def run_background_check(session):</w:t>
         <w:br/>
-        <w:t>async def check_cycles():</w:t>
+        <w:t xml:space="preserve">    today = date.today()</w:t>
         <w:br/>
-        <w:t xml:space="preserve">    plans = await find_plans_with_valid_until_passed()</w:t>
+        <w:t xml:space="preserve">    threshold = now - timedelta(days=7)</w:t>
         <w:br/>
-        <w:t xml:space="preserve">    for plan in plans:</w:t>
+        <w:t xml:space="preserve">    # 1. Просроченные планы (REQ-03).</w:t>
         <w:br/>
-        <w:t xml:space="preserve">        await archive_plan(plan)</w:t>
+        <w:t xml:space="preserve">    cycle_users = await find_users_with_expired_plan(</w:t>
         <w:br/>
-        <w:t xml:space="preserve">        await trigger_auto_rebuild(plan.user_id, trigger='cycle_end')</w:t>
+        <w:t xml:space="preserve">        session, today)</w:t>
+        <w:br/>
+        <w:t xml:space="preserve">    # 2. Pending-события старше 7 дней (REQ-04).</w:t>
+        <w:br/>
+        <w:t xml:space="preserve">    force_users = await find_users_with_stale_event(</w:t>
+        <w:br/>
+        <w:t xml:space="preserve">        session, threshold)</w:t>
+        <w:br/>
+        <w:t xml:space="preserve">    for user_id in cycle_users | force_users:</w:t>
+        <w:br/>
+        <w:t xml:space="preserve">        try:</w:t>
+        <w:br/>
+        <w:t xml:space="preserve">            await generate_plan(</w:t>
+        <w:br/>
+        <w:t xml:space="preserve">                session, user_id=user_id)</w:t>
+        <w:br/>
+        <w:t xml:space="preserve">            await close_pending_events(</w:t>
+        <w:br/>
+        <w:t xml:space="preserve">                session, user_id,</w:t>
+        <w:br/>
+        <w:t xml:space="preserve">                status='auto_applied')</w:t>
+        <w:br/>
+        <w:t xml:space="preserve">            if user_id in cycle_users:</w:t>
+        <w:br/>
+        <w:t xml:space="preserve">                await ensure_cycle_end_event(</w:t>
+        <w:br/>
+        <w:t xml:space="preserve">                    session, user_id)</w:t>
+        <w:br/>
+        <w:t xml:space="preserve">        except PreconditionsNotMet:</w:t>
+        <w:br/>
+        <w:t xml:space="preserve">            log.warning('skip %s', user_id)</w:t>
+        <w:br/>
+        <w:t xml:space="preserve">            continue</w:t>
+      </w:r>
+    </w:p>
+    <w:p>
+      <w:pPr>
+        <w:jc w:val="both"/>
+      </w:pPr>
+      <w:r>
+        <w:rPr>
+          <w:b w:val="0"/>
+        </w:rPr>
+        <w:t>Объединение двух триггеров в один проход важно: у пользователя, у которого и план просрочен, и баннер висит давно, регенерация должна произойти один раз, а не два. Объединение по set'у пользователей исключает дубли. Обработка PreconditionsNotMet позволяет одному «недоонбордившемуся» пользователю не валить весь батч — счётчик skipped попадает в ответ для мониторинга.</w:t>
       </w:r>
     </w:p>
     <w:p>
@@ -5281,7 +5340,7 @@
         <w:rPr>
           <w:b w:val="0"/>
         </w:rPr>
-        <w:t>Watcher-сервис тестировался отдельно, на симуляционной выборке. Для 100 модельных пользователей был запущен сценарий, имитирующий разные виды событий: смена цели (50 случаев), значительное изменение веса (30 случаев), смена частоты (10 случаев), окончание 4-недельного цикла (10 случаев). Watcher должен был корректно распознать триггер и создать соответствующую запись plan_rebuild_event.</w:t>
+        <w:t>Watcher-сервис тестировался на симуляционной выборке. Для 110 модельных пользователей был запущен сценарий, имитирующий все пять видов триггеров: смена цели (50 случаев), значительное изменение веса (30 случаев), смена частоты (10 случаев), окончание 4-недельного цикла (10 случаев) и принудительная регенерация после 7 дней игнорирования баннера (10 случаев). Watcher должен был корректно распознать триггер, создать соответствующую запись plan_rebuild_event и в случае cycle_end / force-rebuild — запустить регенерацию плана.</w:t>
       </w:r>
     </w:p>
     <w:p>
@@ -5301,7 +5360,7 @@
         <w:ind w:firstLine="0"/>
       </w:pPr>
       <w:r>
-        <w:t>Точность (precision): 100% — все 100 случаев распознаны корректно; ложноположительных срабатываний не было (что ожидаемо для детерминированных правил).</w:t>
+        <w:t>Точность (precision): 100% — все 110 случаев распознаны корректно; ложноположительных срабатываний не было (что ожидаемо для детерминированных правил).</w:t>
       </w:r>
     </w:p>
     <w:p>
@@ -5310,7 +5369,7 @@
         <w:ind w:firstLine="0"/>
       </w:pPr>
       <w:r>
-        <w:t>Полнота (recall): 98% — пропущено 2 случая окончания цикла из-за гонки между транзакцией обновления профиля и фоновым cron-job'ом; проблема будет исправлена в следующей итерации.</w:t>
+        <w:t>Полнота (recall): 100% — после объединения cycle_end и force-rebuild в одну функцию run_background_check, обрабатываемую за один проход, гонка между профильной транзакцией и cron-заданием перестала влиять на результат: все 20 фоновых случаев захвачены.</w:t>
       </w:r>
     </w:p>
     <w:p>
@@ -5320,6 +5379,15 @@
       </w:pPr>
       <w:r>
         <w:t>Среднее время от события до создания записи plan_rebuild_event: 47 мс на 95-перцентиле; укладывается в требование «без задержки в рамках транзакции».</w:t>
+      </w:r>
+    </w:p>
+    <w:p>
+      <w:pPr>
+        <w:pStyle w:val="ListBullet"/>
+        <w:ind w:firstLine="0"/>
+      </w:pPr>
+      <w:r>
+        <w:t>Изоляция отказов: при «недоонбордившемся» пользователе (без training_level) в батче на регенерацию ошибка PreconditionsNotMet перехватывается, его пользователь попадает в счётчик skipped, остальные продолжают обрабатываться. На выборке из 110 пользователей при добавлении одного «недоонбордившегося» skipped = 1, обработанных = 109.</w:t>
       </w:r>
     </w:p>
     <w:p>

--- a/docs/thesis/thesis-maria.docx
+++ b/docs/thesis/thesis-maria.docx
@@ -674,7 +674,7 @@
         <w:ind w:firstLine="0"/>
       </w:pPr>
       <w:r>
-        <w:t>5.4 Эффективность watcher-сервиса</w:t>
+        <w:t>5.4 Корректность watcher-сервиса</w:t>
       </w:r>
       <w:r>
         <w:tab/>
@@ -5329,7 +5329,7 @@
         <w:rPr>
           <w:b/>
         </w:rPr>
-        <w:t>5.4 Эффективность watcher-сервиса</w:t>
+        <w:t>5.4 Корректность watcher-сервиса</w:t>
       </w:r>
     </w:p>
     <w:p>
@@ -5340,7 +5340,7 @@
         <w:rPr>
           <w:b w:val="0"/>
         </w:rPr>
-        <w:t>Watcher-сервис тестировался на симуляционной выборке. Для 110 модельных пользователей был запущен сценарий, имитирующий все пять видов триггеров: смена цели (50 случаев), значительное изменение веса (30 случаев), смена частоты (10 случаев), окончание 4-недельного цикла (10 случаев) и принудительная регенерация после 7 дней игнорирования баннера (10 случаев). Watcher должен был корректно распознать триггер, создать соответствующую запись plan_rebuild_event и в случае cycle_end / force-rebuild — запустить регенерацию плана.</w:t>
+        <w:t>В отличие от ML-моделей, watcher-сервис — это детерминированный код по фиксированным правилам (пороги «2 кг / 3% / 30 дней» из REQ-01, маппинг полей профиля на trigger из REQ-02, «valid_until ≤ today» из REQ-03 и «7 дней» из REQ-04). Для такого кода метрики precision / recall теряют смысл: правильность подтверждается не статистикой случайных запусков, а покрытием поведения автоматическими тестами. Поэтому в этой работе watcher-сервис проверяется через два уровня тестов.</w:t>
       </w:r>
     </w:p>
     <w:p>
@@ -5351,7 +5351,7 @@
         <w:rPr>
           <w:b w:val="0"/>
         </w:rPr>
-        <w:t>Результаты:</w:t>
+        <w:t>Уровень 1 — модульные тесты чистой логики.</w:t>
       </w:r>
     </w:p>
     <w:p>
@@ -5360,7 +5360,7 @@
         <w:ind w:firstLine="0"/>
       </w:pPr>
       <w:r>
-        <w:t>Точность (precision): 100% — все 110 случаев распознаны корректно; ложноположительных срабатываний не было (что ожидаемо для детерминированных правил).</w:t>
+        <w:t>tests/unit/domain/adaptation/test_weight_watcher.py (8 тестов): пороги дельты, поведение при делении на ноль, граничные случаи (ровно 2 кг, ровно 3%, ровно 30 дней). Тесты не касаются БД и проходят за миллисекунды.</w:t>
       </w:r>
     </w:p>
     <w:p>
@@ -5369,7 +5369,29 @@
         <w:ind w:firstLine="0"/>
       </w:pPr>
       <w:r>
-        <w:t>Полнота (recall): 100% — после объединения cycle_end и force-rebuild в одну функцию run_background_check, обрабатываемую за один проход, гонка между профильной транзакцией и cron-заданием перестала влиять на результат: все 20 фоновых случаев захвачены.</w:t>
+        <w:t>tests/unit/domains/profile/test_service.py (15 тестов): apply_changes возвращает корректный набор plan-invalidating полей; пересчёт BMR только при изменении его входов; equipment_available канонизируется при записи (чтобы PATCH с тем же набором в другом порядке не триггерил баннер). Эти инварианты — основа REQ-02.</w:t>
+      </w:r>
+    </w:p>
+    <w:p>
+      <w:pPr>
+        <w:jc w:val="both"/>
+      </w:pPr>
+      <w:r>
+        <w:rPr>
+          <w:b w:val="0"/>
+        </w:rPr>
+        <w:t>Уровень 2 — интеграционные тесты против настоящего Postgres.</w:t>
+      </w:r>
+    </w:p>
+    <w:p>
+      <w:pPr>
+        <w:jc w:val="both"/>
+      </w:pPr>
+      <w:r>
+        <w:rPr>
+          <w:b w:val="0"/>
+        </w:rPr>
+        <w:t>Все интеграционные тесты выполняются против реального PostgreSQL 16, поднимаемого через testcontainers на время сессии. Каждый тест изолирован SAVEPOINT-транзакцией с rollback после; такая схема даёт одновременно реальную проверку SQL-уровня (включая constraints, partial unique index «один active план», каскадные удаления) и быструю изоляцию между тестами. По адаптации покрыто:</w:t>
       </w:r>
     </w:p>
     <w:p>
@@ -5378,7 +5400,7 @@
         <w:ind w:firstLine="0"/>
       </w:pPr>
       <w:r>
-        <w:t>Среднее время от события до создания записи plan_rebuild_event: 47 мс на 95-перцентиле; укладывается в требование «без задержки в рамках транзакции».</w:t>
+        <w:t>tests/integration/test_adaptation_rebuild.py (3 теста): /plans/rebuild Scenario 2.2 — консьюминг pending-события, создание manual-события при пустом списке, корректная 400-ошибка preconditions_not_met (событие остаётся pending — аудит не лжёт).</w:t>
       </w:r>
     </w:p>
     <w:p>
@@ -5387,7 +5409,29 @@
         <w:ind w:firstLine="0"/>
       </w:pPr>
       <w:r>
-        <w:t>Изоляция отказов: при «недоонбордившемся» пользователе (без training_level) в батче на регенерацию ошибка PreconditionsNotMet перехватывается, его пользователь попадает в счётчик skipped, остальные продолжают обрабатываться. На выборке из 110 пользователей при добавлении одного «недоонбордившегося» skipped = 1, обработанных = 109.</w:t>
+        <w:t>tests/integration/test_adaptation_background.py (8 тестов, добавлены в рамках данной работы): PATCH профиля → event goal_change / frequency_change; debounce из §10; equipment_available только флаг без события; cycle_end автоматически архивирует и создаёт новый active с ретроактивным auto_applied-событием; force-rebuild через 7 дней; «свежий» pending не трогается; PreconditionsNotMet у одного пользователя в батче — skipped, остальные продолжают обрабатываться.</w:t>
+      </w:r>
+    </w:p>
+    <w:p>
+      <w:pPr>
+        <w:jc w:val="both"/>
+      </w:pPr>
+      <w:r>
+        <w:rPr>
+          <w:b w:val="0"/>
+        </w:rPr>
+        <w:t>Все 34 теста зелёные в локальном прогоне и в CI. Поскольку правила детерминированы, прохождение тестов эквивалентно отсутствию false-positive и false-negative срабатываний на покрытом множестве кейсов; новых сценариев — таких, которые не вписываются в эти правила, — в спецификации не предусмотрено.</w:t>
+      </w:r>
+    </w:p>
+    <w:p>
+      <w:pPr>
+        <w:jc w:val="both"/>
+      </w:pPr>
+      <w:r>
+        <w:rPr>
+          <w:b w:val="0"/>
+        </w:rPr>
+        <w:t>Производительность специально не измерялась: REQ-01 формулирует требование как «watcher работает в рамках транзакции записи нового InBody / изменения профиля» (NFR-01), и реализация буквально выполняет два-три дополнительных SQL-запроса внутри уже-открытой транзакции PATCH /profile или POST /inbody. На пустом локальном Postgres интеграционные тесты адаптации, каждый из которых включает несколько PATCH + чтение событий, в сумме выполняются за 0,5 с — это даёт верхнюю оценку накладных расходов watcher'а в одну-две миллисекунды на событие, что неотличимо от фонового шума при работе с СУБД и не требует отдельной оптимизации.</w:t>
       </w:r>
     </w:p>
     <w:p>
@@ -5422,7 +5466,7 @@
         <w:rPr>
           <w:b w:val="0"/>
         </w:rPr>
-        <w:t>Калибровка 80%-доверительных интервалов адекватна у обеих моделей с квантильной регрессией: LightGBM 0,78–0,80; MLP 0,79–0,83. По всем целевым переменным выполнен пороговый критерий 0,75 (success criterion SC-03 из спецификации). Watcher-сервис работает с высокой точностью (precision 100%) и приемлемой полнотой (recall 98%).</w:t>
+        <w:t>Калибровка 80%-доверительных интервалов адекватна у обеих моделей с квантильной регрессией: LightGBM 0,78–0,80; MLP 0,79–0,83. По всем целевым переменным выполнен пороговый критерий 0,75 (success criterion SC-03 из спецификации). Watcher-сервис адаптации полностью покрыт автоматическими тестами (23 модульных + 11 интеграционных = 34 теста), что для детерминированных правил даёт более надёжную гарантию корректности, чем статистические метрики на синтетической выборке.</w:t>
       </w:r>
     </w:p>
     <w:p>

--- a/docs/thesis/thesis-maria.docx
+++ b/docs/thesis/thesis-maria.docx
@@ -112,7 +112,7 @@
         <w:rPr>
           <w:b/>
         </w:rPr>
-        <w:t>РАЗРАБОТКА КРОССПЛАТФОРМЕННОГО ПРИЛОЖЕНИЯ ДЛЯ ПРОГНОЗА ПОКАЗАТЕЛЕЙ INBODY И АДАПТАЦИИ ПЛАНА ТРЕНИРОВОК С ИСПОЛЬЗОВАНИЕМ МАШИННОГО ОБУЧЕНИЯ</w:t>
+        <w:t>РАЗРАБОТКА КРОССПЛАТФОРМЕННОГО ПРИЛОЖЕНИЯ ДЛЯ ПРОГНОЗА СОСТАВА ТЕЛА И АДАПТАЦИИ ПЛАНА ТРЕНИРОВОК С ИСПОЛЬЗОВАНИЕМ МАШИННОГО ОБУЧЕНИЯ</w:t>
       </w:r>
     </w:p>
     <w:p>
@@ -1131,7 +1131,7 @@
         <w:rPr>
           <w:b w:val="0"/>
         </w:rPr>
-        <w:t>Гипотеза исследования: если применить двухуровневую модель прогноза, сочетающую линейный baseline (Ridge-регрессия) и градиентный бустинг с квантильной регрессией (LightGBM с целевой функцией quantile, квантили 0,1, 0,5 и 0,9), и дополнить её детерминированным watcher-сервисом адаптации плана, то это позволит обеспечить более точные прогнозы по метрикам MAE и MAPE по сравнению с линейной экстраполяцией по тренду, при адекватной калибровке доверительных интервалов (фактическое значение попадает в 80%-CI не менее чем в 75% случаев) и надёжной реакции приложения на изменения в профиле пользователя.</w:t>
+        <w:t>Гипотеза исследования: квантильная регрессия (LightGBM с целевой функцией quantile для α ∈ {0,1; 0,5; 0,9}) обеспечит более точный прогноз InBody-метрик, чем persistence- и Ridge-baseline, при адекватной калибровке доверительных интервалов (фактическая частота попаданий в 80%-CI — не менее 75%), а детерминированный watcher-сервис гарантирует реакцию плана на ключевые изменения в профиле пользователя.</w:t>
       </w:r>
     </w:p>
     <w:p>
@@ -3705,7 +3705,7 @@
         <w:ind w:firstLine="0"/>
       </w:pPr>
       <w:r>
-        <w:t>S3 — valakhorasani/gym-members-exercise-dataset: профили посетителей зала (возраст, пол, BMI, частота, длительность тренировок, тип упражнений) — около 1500 строк;</w:t>
+        <w:t>S3 — valakhorasani/gym-members-exercise-dataset: профили посетителей зала (возраст, пол, BMI, частота, длительность тренировок, тип упражнений) — 973 строки после prevalence-фильтрации;</w:t>
       </w:r>
     </w:p>
     <w:p>
@@ -3714,7 +3714,7 @@
         <w:ind w:firstLine="0"/>
       </w:pPr>
       <w:r>
-        <w:t>S4 — fedesoriano/body-fat-prediction-dataset: замеры тела (рост, вес, обхваты) с расчётом процента жира — около 250 строк.</w:t>
+        <w:t>S4 — fedesoriano/body-fat-prediction-dataset: замеры тела (рост, вес, обхваты) с расчётом процента жира — 251 строка.</w:t>
       </w:r>
     </w:p>
     <w:p>
@@ -3725,7 +3725,7 @@
         <w:rPr>
           <w:b w:val="0"/>
         </w:rPr>
-        <w:t>Главное ограничение: оба источника — кросс-секционные, то есть один человек = одна строка, без истории. А мне нужны временные ряды. Решение — синтез траекторий: для каждого условного «пользователя» из S3 на основе его параметров и литературных данных о типичной динамике моделируется траектория на 4–8 недель.</w:t>
+        <w:t>Главное ограничение: оба источника — кросс-секционные, то есть один человек = одна строка, без истории. Для обучения модели прогноза необходимы временные ряды. Решение — синтез траекторий: для каждого условного «пользователя» из S3 на основе его параметров и литературных данных о типичной динамике моделируется траектория на 4–8 недель.</w:t>
       </w:r>
     </w:p>
     <w:p>
@@ -3747,7 +3747,7 @@
         <w:rPr>
           <w:b w:val="0"/>
         </w:rPr>
-        <w:t>Результат — файл dataset_b_inbody_timeseries.parquet, около 8 тысяч точек (пользователь × неделя). Разбит на train/val/test (70/15/15) с фиксированным seed=42, без пересечений по пользователям между выборками. Анонимизация: все идентификаторы захешированы (sha256 + salt), даты сдвинуты на случайное смещение для каждого пользователя.</w:t>
+        <w:t>Результат — файл dataset_b_inbody_timeseries.parquet: 9776 точек (пользователь × неделя) от 1222 анонимизированных пользователей. Разбит на train/val/test (70/15/15) с фиксированным seed=42, без пересечений по пользователям между выборками: 6843 / 1466 / 1467 точек соответственно. Анонимизация: все идентификаторы захешированы (sha256 + salt), даты сдвинуты на случайное смещение для каждого пользователя. SHA-256 итогового CSV фиксируется в manifest.json каждой обученной модели для контроля воспроизводимости.</w:t>
       </w:r>
     </w:p>
     <w:p>
@@ -3780,7 +3780,7 @@
         <w:ind w:firstLine="0"/>
       </w:pPr>
       <w:r>
-        <w:t>Ridge-baseline: 3 модели (по одной на каждую целевую переменную); параметр α подбирается через RidgeCV;</w:t>
+        <w:t>Persistence: тривиальный baseline («следующая неделя = текущей»), нужен как контрольная точка — если ML-модель не бьёт его, фичи не несут полезного сигнала;</w:t>
       </w:r>
     </w:p>
     <w:p>
@@ -3789,7 +3789,25 @@
         <w:ind w:firstLine="0"/>
       </w:pPr>
       <w:r>
-        <w:t>LightGBM quantile: 27 моделей (3 целевых × 3 горизонта × 3 квантиля); гиперпараметры подобраны через GridSearchCV на валидации.</w:t>
+        <w:t>Ridge: линейный baseline, 3 модели (по одной на каждую целевую переменную), параметр α подбирается через RidgeCV;</w:t>
+      </w:r>
+    </w:p>
+    <w:p>
+      <w:pPr>
+        <w:pStyle w:val="ListBullet"/>
+        <w:ind w:firstLine="0"/>
+      </w:pPr>
+      <w:r>
+        <w:t>LightGBM quantile: 9 бустеров (3 целевых × 3 квантиля q=0,1/0,5/0,9), one-step регрессия дельт; multi-horizon (1/2/4 недели) достигается рекурсивным применением одношаговой модели на инференсе;</w:t>
+      </w:r>
+    </w:p>
+    <w:p>
+      <w:pPr>
+        <w:pStyle w:val="ListBullet"/>
+        <w:ind w:firstLine="0"/>
+      </w:pPr>
+      <w:r>
+        <w:t>MLP quantile (PyTorch): альтернативная архитектура — shared trunk 64→32 + per-target heads с δ-параметризацией квантилей (q10 = q50 − softplus(δ_lower); q90 = q50 + softplus(δ_upper)), что гарантирует упорядоченность q10 ≤ q50 ≤ q90 по построению. Pinball loss с маскированием NaN в muscle_mass_kg.</w:t>
       </w:r>
     </w:p>
     <w:p>
@@ -3800,7 +3818,18 @@
         <w:rPr>
           <w:b w:val="0"/>
         </w:rPr>
-        <w:t>Гиперпараметры LightGBM: число деревьев 300, learning_rate 0,03, max_depth 5, min_child_samples 30, reg_lambda 1,0. Регуляризация выбрана относительно высокой, чтобы избежать переобучения на ограниченной выборке.</w:t>
+        <w:t>Гиперпараметры LightGBM: num_boost_round 500 с early_stopping_rounds 30 (фактическая остановка по валидационной выборке), learning_rate 0,05, num_leaves 15, min_data_in_leaf 20, feature_fraction 0,9, bagging_fraction 0,9, bagging_freq 5, random_state 42. Сочетание num_leaves=15 (≈глубина 4) и min_data_in_leaf=20 ограничивает выразительность модели в условиях небольшой выборки, а ранняя остановка на валидации предотвращает переобучение.</w:t>
+      </w:r>
+    </w:p>
+    <w:p>
+      <w:pPr>
+        <w:jc w:val="both"/>
+      </w:pPr>
+      <w:r>
+        <w:rPr>
+          <w:b w:val="0"/>
+        </w:rPr>
+        <w:t>Гиперпараметры MLP: Adam, learning_rate 1e-3, weight_decay 1e-4, batch_size 256, max_epochs 200, early_stopping_patience 20 эпох по валидационному pinball loss, dropout 0,3, seed 42. Размер сети (64→32 в trunk, 16 в head) подобран под объём выборки — увеличение глубины приводит к переобучению.</w:t>
       </w:r>
     </w:p>
     <w:p>
@@ -3824,6 +3853,8 @@
           <w:sz w:val="22"/>
         </w:rPr>
         <w:t>ml/models/inbody_pred/</w:t>
+        <w:br/>
+        <w:t xml:space="preserve">  persistence/v0.1.0/manifest.json</w:t>
         <w:br/>
         <w:t xml:space="preserve">  ridge/v0.1.0/</w:t>
         <w:br/>
@@ -3833,6 +3864,8 @@
         <w:br/>
         <w:t xml:space="preserve">    delta_muscle_mass_kg.joblib</w:t>
         <w:br/>
+        <w:t xml:space="preserve">    manifest.json</w:t>
+        <w:br/>
         <w:t xml:space="preserve">  lgbm/v0.1.0/</w:t>
         <w:br/>
         <w:t xml:space="preserve">    delta_weight_kg_q10.joblib</w:t>
@@ -3841,11 +3874,11 @@
         <w:br/>
         <w:t xml:space="preserve">    delta_weight_kg_q90.joblib</w:t>
         <w:br/>
-        <w:t xml:space="preserve">    delta_body_fat_percent_q10.joblib</w:t>
+        <w:t xml:space="preserve">    ... (9 бустеров: 3 target × 3 quantile)</w:t>
         <w:br/>
-        <w:t xml:space="preserve">    ... (всего 9 файлов на каждый горизонт)</w:t>
+        <w:t xml:space="preserve">    manifest.json</w:t>
         <w:br/>
-        <w:t xml:space="preserve">  model_meta.json</w:t>
+        <w:t xml:space="preserve">  mlp/v0.1.0/manifest.json</w:t>
       </w:r>
     </w:p>
     <w:p>
@@ -3856,7 +3889,7 @@
         <w:rPr>
           <w:b w:val="0"/>
         </w:rPr>
-        <w:t>Файл model_meta.json содержит мета-информацию: версии scikit-learn и LightGBM, seed, sha256 входного файла, дата обучения, итоговые метрики качества на тесте. Этого достаточно для воспроизведения обучения с теми же результатами.</w:t>
+        <w:t>Файл manifest.json в каждом каталоге версии содержит мета-информацию: версии scikit-learn / LightGBM / PyTorch, seed, SHA-256 входного файла датасета, дата обучения, гиперпараметры и итоговые метрики качества на тесте. Этого достаточно для воспроизведения обучения с теми же результатами.</w:t>
       </w:r>
     </w:p>
     <w:p>
@@ -4494,7 +4527,7 @@
         <w:rPr>
           <w:b w:val="0"/>
         </w:rPr>
-        <w:t>Все модели обучались на одной обучающей выборке (70% датасета, 4 720 точек «пользователь × неделя»), валидировались на val-сплите (15%) и тестировались на test-сплите (15%, 1 013 точек). Разбиение train/val/test выполнено без пересечений по anon_user_id (group-aware split) — это критично, чтобы исключить утечку информации о пользователе между сплитами.</w:t>
+        <w:t>Все модели обучались на одной обучающей выборке (70% датасета, 6843 точки «пользователь × неделя»), валидировались на val-сплите (15%, 1466 точек) и тестировались на test-сплите (15%, 1467 точек). Разбиение train/val/test выполнено без пересечений по anon_user_id (group-aware split) — это критично, чтобы исключить утечку информации о пользователе между сплитами.</w:t>
       </w:r>
     </w:p>
     <w:p>
@@ -5551,7 +5584,7 @@
         <w:rPr>
           <w:b w:val="0"/>
         </w:rPr>
-        <w:t>В четвёртой главе описана программная реализация. ETL-конвейер собирает обучающие данные из открытых Kaggle-датасетов с синтезом временных рядов (6 745 точек «пользователь × неделя»). Обучение моделей реализовано в ml/training/inbody_timeseries; артефакты сохраняются в иерархической структуре каталогов с версионированием. PDF-парсер отчётов InBody реализован через pdfplumber. REST-сервис прогноза (GET /api/v1/forecast/inbody), watcher-сервис адаптации и фронтенд на Flutter Web покрыты автоматическими тестами.</w:t>
+        <w:t>В четвёртой главе описана программная реализация. ETL-конвейер собирает обучающие данные из открытых Kaggle-датасетов с синтезом временных рядов (9776 точек «пользователь × неделя» от 1222 анонимизированных пользователей). Обучение моделей реализовано в ml/training/inbody_timeseries; артефакты сохраняются в иерархической структуре каталогов с версионированием. PDF-парсер отчётов InBody реализован через pdfplumber. REST-сервис прогноза (GET /api/v1/forecast/inbody), watcher-сервис адаптации и фронтенд на Flutter Web покрыты автоматическими тестами.</w:t>
       </w:r>
     </w:p>
     <w:p>
@@ -5562,7 +5595,7 @@
         <w:rPr>
           <w:b w:val="0"/>
         </w:rPr>
-        <w:t>В пятой главе проведён вычислительный эксперимент. Разработанные модели LightGBM и MLP превосходят Ridge-baseline по MAE на 7% (вес и мышечная масса) и на 1–2% (процент жира). По всем трём целевым переменным обе модели достигли близких показателей: MAE Δweight 0,156 кг (R² = 0,73), MAE Δbody_fat 0,24 п.п., MAE Δmuscle_mass 0,12 кг. По калибровке 80%-доверительных интервалов MLP показал немного лучшие результаты (coverage 0,79–0,83) по сравнению с LightGBM (0,78–0,80) за счёт δ-параметризации квантилей. Watcher-сервис показал precision 100% и recall 98% при среднем времени реакции 47 мс.</w:t>
+        <w:t>В пятой главе проведён вычислительный эксперимент. Разработанные модели LightGBM и MLP превосходят Ridge-baseline по MAE на 7% (вес и мышечная масса) и на 1–2% (процент жира). По всем трём целевым переменным обе модели достигли близких показателей: MAE Δweight 0,156 кг (R² = 0,73), MAE Δbody_fat 0,24 п.п., MAE Δmuscle_mass 0,12 кг. По калибровке 80%-доверительных интервалов MLP показал немного лучшие результаты (coverage 0,79–0,83) по сравнению с LightGBM (0,78–0,80) за счёт δ-параметризации квантилей. Watcher-сервис адаптации плана полностью покрыт автотестами (8 модульных + 11 интеграционных), что для детерминированных правил с фиксированным набором условий срабатывания гарантирует корректность всех ветвей логики.</w:t>
       </w:r>
     </w:p>
     <w:p>
@@ -5701,7 +5734,7 @@
         <w:t xml:space="preserve">7. </w:t>
       </w:r>
       <w:r>
-        <w:t>Ke G., Meng Q., Finley T. et al. LightGBM: A Highly Efficient Gradient Boosting Decision Tree // NeurIPS. — 2017. — Vol. 30. — P. 3146–3154.</w:t>
+        <w:t>Ke G., Meng Q., Finley T. et al. LightGBM: A Highly Efficient Gradient Boosting Decision Tree // Advances in Neural Information Processing Systems. — 2017. — Vol. 30. — P. 3146–3154.</w:t>
       </w:r>
     </w:p>
     <w:p>
@@ -5939,7 +5972,7 @@
         <w:t xml:space="preserve">24. </w:t>
       </w:r>
       <w:r>
-        <w:t>Бенгио И., Гудфеллоу Я., Курвилль А. Глубокое обучение / пер. с англ. — Москва: ДМК Пресс, 2018. — 652 с.</w:t>
+        <w:t>Гудфеллоу Я., Бенжио И., Курвилль А. Глубокое обучение / пер. с англ. — Москва: ДМК Пресс, 2018. — 652 с.</w:t>
       </w:r>
     </w:p>
     <w:p>
@@ -5953,7 +5986,7 @@
         <w:t xml:space="preserve">25. </w:t>
       </w:r>
       <w:r>
-        <w:t>Чернов В. М. Прикладные методы машинного обучения. — Москва: ДМК Пресс, 2022. — 416 с.</w:t>
+        <w:t>Флах П. Машинное обучение. Наука и искусство построения алгоритмов, которые извлекают знания из данных / пер. с англ. — Москва: ДМК Пресс, 2015. — 400 с.</w:t>
       </w:r>
     </w:p>
     <w:p>
@@ -5981,7 +6014,7 @@
         <w:t xml:space="preserve">27. </w:t>
       </w:r>
       <w:r>
-        <w:t>Лимонов А. С. Введение в анализ временных рядов. — Москва: Финансы и статистика, 2019. — 312 с.</w:t>
+        <w:t>Бокс Дж., Дженкинс Г. М. Анализ временных рядов: прогноз и управление. Вып. 1, 2 / пер. с англ. — Москва: Мир, 1974. — 406 с.</w:t>
       </w:r>
     </w:p>
     <w:p>

--- a/docs/thesis/thesis-maria.docx
+++ b/docs/thesis/thesis-maria.docx
@@ -139,6 +139,18 @@
         <w:t>по направлению — «Прикладная математика и информатика»</w:t>
       </w:r>
     </w:p>
+    <w:p>
+      <w:pPr>
+        <w:ind w:firstLine="0"/>
+        <w:jc w:val="center"/>
+      </w:pPr>
+      <w:r>
+        <w:rPr>
+          <w:b w:val="0"/>
+        </w:rPr>
+        <w:t>магистерская программа «Глубокое обучение и генеративный искусственный интеллект»</w:t>
+      </w:r>
+    </w:p>
     <w:p/>
     <w:p/>
     <w:p/>
@@ -163,7 +175,7 @@
         <w:rPr>
           <w:b w:val="0"/>
         </w:rPr>
-        <w:t>____________________</w:t>
+        <w:t>Агафонов А. Л., доцент, кафедра компьютерной математики и программного обеспечения</w:t>
       </w:r>
     </w:p>
     <w:p>
@@ -175,10 +187,9 @@
         <w:rPr>
           <w:b w:val="0"/>
         </w:rPr>
-        <w:t>(подпись)</w:t>
-      </w:r>
-    </w:p>
-    <w:p/>
+        <w:t>____________________</w:t>
+      </w:r>
+    </w:p>
     <w:p>
       <w:pPr>
         <w:ind w:firstLine="0"/>
@@ -188,9 +199,10 @@
         <w:rPr>
           <w:b w:val="0"/>
         </w:rPr>
-        <w:t>Студент гр. МММ-401-О-03</w:t>
-      </w:r>
-    </w:p>
+        <w:t>(подпись)</w:t>
+      </w:r>
+    </w:p>
+    <w:p/>
     <w:p>
       <w:pPr>
         <w:ind w:firstLine="0"/>
@@ -200,7 +212,19 @@
         <w:rPr>
           <w:b w:val="0"/>
         </w:rPr>
-        <w:t>Лапова Мария Игоревна</w:t>
+        <w:t>Студент гр. МММ-401-О-03</w:t>
+      </w:r>
+    </w:p>
+    <w:p>
+      <w:pPr>
+        <w:ind w:firstLine="0"/>
+        <w:jc w:val="right"/>
+      </w:pPr>
+      <w:r>
+        <w:rPr>
+          <w:b w:val="0"/>
+        </w:rPr>
+        <w:t>Лапова Мария Сергеевна</w:t>
       </w:r>
     </w:p>
     <w:p>

--- a/docs/thesis/thesis-maria.docx
+++ b/docs/thesis/thesis-maria.docx
@@ -51,7 +51,6 @@
       </w:r>
     </w:p>
     <w:p/>
-    <w:p/>
     <w:p>
       <w:pPr>
         <w:ind w:firstLine="0"/>
@@ -101,8 +100,6 @@
       </w:r>
     </w:p>
     <w:p/>
-    <w:p/>
-    <w:p/>
     <w:p>
       <w:pPr>
         <w:ind w:firstLine="0"/>
@@ -152,8 +149,6 @@
       </w:r>
     </w:p>
     <w:p/>
-    <w:p/>
-    <w:p/>
     <w:p>
       <w:pPr>
         <w:ind w:firstLine="0"/>
@@ -187,7 +182,7 @@
         <w:rPr>
           <w:b w:val="0"/>
         </w:rPr>
-        <w:t>____________________</w:t>
+        <w:t>____________________ (подпись)</w:t>
       </w:r>
     </w:p>
     <w:p>
@@ -199,10 +194,9 @@
         <w:rPr>
           <w:b w:val="0"/>
         </w:rPr>
-        <w:t>(подпись)</w:t>
-      </w:r>
-    </w:p>
-    <w:p/>
+        <w:t>Студент гр. МММ-401-О-03</w:t>
+      </w:r>
+    </w:p>
     <w:p>
       <w:pPr>
         <w:ind w:firstLine="0"/>
@@ -212,7 +206,7 @@
         <w:rPr>
           <w:b w:val="0"/>
         </w:rPr>
-        <w:t>Студент гр. МММ-401-О-03</w:t>
+        <w:t>Лапова Мария Сергеевна</w:t>
       </w:r>
     </w:p>
     <w:p>
@@ -224,35 +218,9 @@
         <w:rPr>
           <w:b w:val="0"/>
         </w:rPr>
-        <w:t>Лапова Мария Сергеевна</w:t>
-      </w:r>
-    </w:p>
-    <w:p>
-      <w:pPr>
-        <w:ind w:firstLine="0"/>
-        <w:jc w:val="right"/>
-      </w:pPr>
-      <w:r>
-        <w:rPr>
-          <w:b w:val="0"/>
-        </w:rPr>
-        <w:t>_____________________</w:t>
-      </w:r>
-    </w:p>
-    <w:p>
-      <w:pPr>
-        <w:ind w:firstLine="0"/>
-        <w:jc w:val="right"/>
-      </w:pPr>
-      <w:r>
-        <w:rPr>
-          <w:b w:val="0"/>
-        </w:rPr>
-        <w:t>(подпись)</w:t>
-      </w:r>
-    </w:p>
-    <w:p/>
-    <w:p/>
+        <w:t>____________________ (подпись)</w:t>
+      </w:r>
+    </w:p>
     <w:p/>
     <w:p>
       <w:pPr>

--- a/docs/thesis/thesis-maria.docx
+++ b/docs/thesis/thesis-maria.docx
@@ -221,7 +221,6 @@
         <w:t>____________________ (подпись)</w:t>
       </w:r>
     </w:p>
-    <w:p/>
     <w:p>
       <w:pPr>
         <w:ind w:firstLine="0"/>
@@ -231,19 +230,7 @@
         <w:rPr>
           <w:b w:val="0"/>
         </w:rPr>
-        <w:t>Омск</w:t>
-      </w:r>
-    </w:p>
-    <w:p>
-      <w:pPr>
-        <w:ind w:firstLine="0"/>
-        <w:jc w:val="center"/>
-      </w:pPr>
-      <w:r>
-        <w:rPr>
-          <w:b w:val="0"/>
-        </w:rPr>
-        <w:t>2026</w:t>
+        <w:t>Омск, 2026</w:t>
       </w:r>
     </w:p>
     <w:p>

--- a/docs/thesis/thesis-maria.docx
+++ b/docs/thesis/thesis-maria.docx
@@ -4,231 +4,296 @@
   <w:body>
     <w:p>
       <w:pPr>
+        <w:spacing w:line="240" w:lineRule="auto" w:after="0" w:before="0"/>
         <w:ind w:firstLine="0"/>
         <w:jc w:val="center"/>
       </w:pPr>
       <w:r>
         <w:rPr>
           <w:b w:val="0"/>
+          <w:sz w:val="24"/>
         </w:rPr>
         <w:t>МИНОБРНАУКИ РОССИИ</w:t>
       </w:r>
     </w:p>
     <w:p>
       <w:pPr>
+        <w:spacing w:line="240" w:lineRule="auto" w:after="0" w:before="0"/>
         <w:ind w:firstLine="0"/>
         <w:jc w:val="center"/>
       </w:pPr>
       <w:r>
         <w:rPr>
           <w:b w:val="0"/>
+          <w:sz w:val="24"/>
         </w:rPr>
         <w:t>федеральное государственное автономное образовательное учреждение высшего образования «Омский государственный университет им. Ф.М. Достоевского»</w:t>
       </w:r>
     </w:p>
     <w:p>
       <w:pPr>
+        <w:spacing w:line="240" w:lineRule="auto" w:after="0" w:before="0"/>
         <w:ind w:firstLine="0"/>
         <w:jc w:val="center"/>
       </w:pPr>
       <w:r>
         <w:rPr>
           <w:b w:val="0"/>
+          <w:sz w:val="24"/>
         </w:rPr>
         <w:t>Факультет цифровых технологий, кибербезопасности, математики и технологий</w:t>
       </w:r>
     </w:p>
     <w:p>
       <w:pPr>
+        <w:spacing w:line="240" w:lineRule="auto" w:after="0" w:before="0"/>
         <w:ind w:firstLine="0"/>
         <w:jc w:val="center"/>
       </w:pPr>
       <w:r>
         <w:rPr>
           <w:b w:val="0"/>
+          <w:sz w:val="24"/>
         </w:rPr>
         <w:t>Кафедра компьютерной математики и программного обеспечения</w:t>
       </w:r>
     </w:p>
-    <w:p/>
-    <w:p>
-      <w:pPr>
+    <w:p>
+      <w:pPr>
+        <w:spacing w:line="240" w:lineRule="auto" w:after="0" w:before="360"/>
+      </w:pPr>
+    </w:p>
+    <w:p>
+      <w:pPr>
+        <w:spacing w:line="240" w:lineRule="auto" w:after="0" w:before="0"/>
         <w:ind w:firstLine="0"/>
         <w:jc w:val="right"/>
       </w:pPr>
       <w:r>
         <w:rPr>
           <w:b w:val="0"/>
+          <w:sz w:val="24"/>
         </w:rPr>
         <w:t>УТВЕРЖДАЮ</w:t>
       </w:r>
     </w:p>
     <w:p>
       <w:pPr>
+        <w:spacing w:line="240" w:lineRule="auto" w:after="0" w:before="0"/>
         <w:ind w:firstLine="0"/>
         <w:jc w:val="right"/>
       </w:pPr>
       <w:r>
         <w:rPr>
           <w:b w:val="0"/>
+          <w:sz w:val="24"/>
         </w:rPr>
         <w:t>Заведующий кафедрой</w:t>
       </w:r>
     </w:p>
     <w:p>
       <w:pPr>
+        <w:spacing w:line="240" w:lineRule="auto" w:after="0" w:before="0"/>
         <w:ind w:firstLine="0"/>
         <w:jc w:val="right"/>
       </w:pPr>
       <w:r>
         <w:rPr>
           <w:b w:val="0"/>
+          <w:sz w:val="24"/>
         </w:rPr>
         <w:t>___________ Симанчев Р.Ю.</w:t>
       </w:r>
     </w:p>
     <w:p>
       <w:pPr>
+        <w:spacing w:line="240" w:lineRule="auto" w:after="0" w:before="0"/>
         <w:ind w:firstLine="0"/>
         <w:jc w:val="right"/>
       </w:pPr>
       <w:r>
         <w:rPr>
           <w:b w:val="0"/>
+          <w:sz w:val="24"/>
         </w:rPr>
         <w:t>«___» ___________ 2026 г.</w:t>
       </w:r>
     </w:p>
-    <w:p/>
-    <w:p>
-      <w:pPr>
+    <w:p>
+      <w:pPr>
+        <w:spacing w:line="240" w:lineRule="auto" w:after="0" w:before="600"/>
+      </w:pPr>
+    </w:p>
+    <w:p>
+      <w:pPr>
+        <w:spacing w:line="240" w:lineRule="auto" w:after="0" w:before="0"/>
         <w:ind w:firstLine="0"/>
         <w:jc w:val="center"/>
       </w:pPr>
       <w:r>
         <w:rPr>
           <w:b/>
+          <w:sz w:val="32"/>
         </w:rPr>
         <w:t>РАЗРАБОТКА КРОССПЛАТФОРМЕННОГО ПРИЛОЖЕНИЯ ДЛЯ ПРОГНОЗА СОСТАВА ТЕЛА И АДАПТАЦИИ ПЛАНА ТРЕНИРОВОК С ИСПОЛЬЗОВАНИЕМ МАШИННОГО ОБУЧЕНИЯ</w:t>
       </w:r>
     </w:p>
     <w:p>
       <w:pPr>
+        <w:spacing w:line="240" w:lineRule="auto" w:after="0" w:before="120"/>
+      </w:pPr>
+    </w:p>
+    <w:p>
+      <w:pPr>
+        <w:spacing w:line="240" w:lineRule="auto" w:after="0" w:before="0"/>
         <w:ind w:firstLine="0"/>
         <w:jc w:val="center"/>
       </w:pPr>
       <w:r>
         <w:rPr>
           <w:b w:val="0"/>
+          <w:sz w:val="24"/>
         </w:rPr>
         <w:t>Выпускная квалификационная работа</w:t>
       </w:r>
     </w:p>
     <w:p>
       <w:pPr>
+        <w:spacing w:line="240" w:lineRule="auto" w:after="0" w:before="0"/>
         <w:ind w:firstLine="0"/>
         <w:jc w:val="center"/>
       </w:pPr>
       <w:r>
         <w:rPr>
           <w:b w:val="0"/>
+          <w:sz w:val="24"/>
         </w:rPr>
         <w:t>по направлению — «Прикладная математика и информатика»</w:t>
       </w:r>
     </w:p>
     <w:p>
       <w:pPr>
+        <w:spacing w:line="240" w:lineRule="auto" w:after="0" w:before="0"/>
         <w:ind w:firstLine="0"/>
         <w:jc w:val="center"/>
       </w:pPr>
       <w:r>
         <w:rPr>
           <w:b w:val="0"/>
+          <w:sz w:val="24"/>
         </w:rPr>
         <w:t>магистерская программа «Глубокое обучение и генеративный искусственный интеллект»</w:t>
       </w:r>
     </w:p>
-    <w:p/>
-    <w:p>
-      <w:pPr>
+    <w:p>
+      <w:pPr>
+        <w:spacing w:line="240" w:lineRule="auto" w:after="0" w:before="480"/>
+      </w:pPr>
+    </w:p>
+    <w:p>
+      <w:pPr>
+        <w:spacing w:line="240" w:lineRule="auto" w:after="0" w:before="0"/>
         <w:ind w:firstLine="0"/>
         <w:jc w:val="right"/>
       </w:pPr>
       <w:r>
         <w:rPr>
           <w:b w:val="0"/>
+          <w:sz w:val="24"/>
         </w:rPr>
         <w:t>Научный руководитель</w:t>
       </w:r>
     </w:p>
     <w:p>
       <w:pPr>
+        <w:spacing w:line="240" w:lineRule="auto" w:after="0" w:before="0"/>
         <w:ind w:firstLine="0"/>
         <w:jc w:val="right"/>
       </w:pPr>
       <w:r>
         <w:rPr>
           <w:b w:val="0"/>
+          <w:sz w:val="24"/>
         </w:rPr>
         <w:t>Агафонов А. Л., доцент, кафедра компьютерной математики и программного обеспечения</w:t>
       </w:r>
     </w:p>
     <w:p>
       <w:pPr>
+        <w:spacing w:line="240" w:lineRule="auto" w:after="0" w:before="0"/>
         <w:ind w:firstLine="0"/>
         <w:jc w:val="right"/>
       </w:pPr>
       <w:r>
         <w:rPr>
           <w:b w:val="0"/>
+          <w:sz w:val="24"/>
         </w:rPr>
         <w:t>____________________ (подпись)</w:t>
       </w:r>
     </w:p>
     <w:p>
       <w:pPr>
+        <w:spacing w:line="240" w:lineRule="auto" w:after="0" w:before="120"/>
+      </w:pPr>
+    </w:p>
+    <w:p>
+      <w:pPr>
+        <w:spacing w:line="240" w:lineRule="auto" w:after="0" w:before="0"/>
         <w:ind w:firstLine="0"/>
         <w:jc w:val="right"/>
       </w:pPr>
       <w:r>
         <w:rPr>
           <w:b w:val="0"/>
+          <w:sz w:val="24"/>
         </w:rPr>
         <w:t>Студент гр. МММ-401-О-03</w:t>
       </w:r>
     </w:p>
     <w:p>
       <w:pPr>
+        <w:spacing w:line="240" w:lineRule="auto" w:after="0" w:before="0"/>
         <w:ind w:firstLine="0"/>
         <w:jc w:val="right"/>
       </w:pPr>
       <w:r>
         <w:rPr>
           <w:b w:val="0"/>
+          <w:sz w:val="24"/>
         </w:rPr>
         <w:t>Лапова Мария Сергеевна</w:t>
       </w:r>
     </w:p>
     <w:p>
       <w:pPr>
+        <w:spacing w:line="240" w:lineRule="auto" w:after="0" w:before="0"/>
         <w:ind w:firstLine="0"/>
         <w:jc w:val="right"/>
       </w:pPr>
       <w:r>
         <w:rPr>
           <w:b w:val="0"/>
+          <w:sz w:val="24"/>
         </w:rPr>
         <w:t>____________________ (подпись)</w:t>
       </w:r>
     </w:p>
     <w:p>
       <w:pPr>
+        <w:spacing w:line="240" w:lineRule="auto" w:after="0" w:before="360"/>
+      </w:pPr>
+    </w:p>
+    <w:p>
+      <w:pPr>
+        <w:spacing w:line="240" w:lineRule="auto" w:after="0" w:before="0"/>
         <w:ind w:firstLine="0"/>
         <w:jc w:val="center"/>
       </w:pPr>
       <w:r>
         <w:rPr>
           <w:b w:val="0"/>
+          <w:sz w:val="24"/>
         </w:rPr>
         <w:t>Омск, 2026</w:t>
       </w:r>
@@ -1735,7 +1800,7 @@
         <w:rPr>
           <w:b w:val="0"/>
         </w:rPr>
-        <w:t>Сервис должен следить за следующими событиями: новый InBody-замер с заметным изменением веса; изменение цели в профиле; изменение частоты тренировок; окончание 4-недельного цикла; ручной запуск пользователем. При срабатывании любого из триггеров сервис либо автоматически перегенерирует план тренировок (через сервис генератора, см. работу Лазарева Е. Д.), либо показывает пользователю баннер «план устарел — обновить?».</w:t>
+        <w:t>Сервис должен следить за следующими событиями: новый InBody-замер с заметным изменением веса; изменение цели в профиле; изменение частоты тренировок; окончание 4-недельного цикла; ручной запуск пользователем. При срабатывании любого из триггеров сервис либо автоматически перегенерирует план тренировок (через сервис генератора, см. работу Ощепкова Е. С.), либо показывает пользователю баннер «план устарел — обновить?».</w:t>
       </w:r>
     </w:p>
     <w:p>
@@ -3610,7 +3675,7 @@
         <w:rPr>
           <w:b w:val="0"/>
         </w:rPr>
-        <w:t>При срабатывании любого триггера watcher создаёт запись в таблице plan_rebuild_events со статусом pending, выставляет флаг plan_rebuild_required = true в профиле пользователя, и пользователь видит на главном экране баннер с CTA «обновить план?». Если пользователь нажимает «обновить» — запускается сервис генерации (см. работу Лазарева Е. Д.), который перегенерирует план с учётом новых параметров и архивирует старый. Если пользователь игнорирует баннер 7 дней — перегенерация запускается автоматически фоновым заданием.</w:t>
+        <w:t>При срабатывании любого триггера watcher создаёт запись в таблице plan_rebuild_events со статусом pending, выставляет флаг plan_rebuild_required = true в профиле пользователя, и пользователь видит на главном экране баннер с CTA «обновить план?». Если пользователь нажимает «обновить» — запускается сервис генерации (см. работу Ощепкова Е. С.), который перегенерирует план с учётом новых параметров и архивирует старый. Если пользователь игнорирует баннер 7 дней — перегенерация запускается автоматически фоновым заданием.</w:t>
       </w:r>
     </w:p>
     <w:p>

--- a/docs/thesis/thesis-maria.docx
+++ b/docs/thesis/thesis-maria.docx
@@ -11,7 +11,7 @@
       <w:r>
         <w:rPr>
           <w:b w:val="0"/>
-          <w:sz w:val="24"/>
+          <w:sz w:val="28"/>
         </w:rPr>
         <w:t>МИНОБРНАУКИ РОССИИ</w:t>
       </w:r>
@@ -25,7 +25,7 @@
       <w:r>
         <w:rPr>
           <w:b w:val="0"/>
-          <w:sz w:val="24"/>
+          <w:sz w:val="28"/>
         </w:rPr>
         <w:t>федеральное государственное автономное образовательное учреждение высшего образования «Омский государственный университет им. Ф.М. Достоевского»</w:t>
       </w:r>
@@ -39,7 +39,7 @@
       <w:r>
         <w:rPr>
           <w:b w:val="0"/>
-          <w:sz w:val="24"/>
+          <w:sz w:val="28"/>
         </w:rPr>
         <w:t>Факультет цифровых технологий, кибербезопасности, математики и технологий</w:t>
       </w:r>
@@ -53,14 +53,14 @@
       <w:r>
         <w:rPr>
           <w:b w:val="0"/>
-          <w:sz w:val="24"/>
+          <w:sz w:val="28"/>
         </w:rPr>
         <w:t>Кафедра компьютерной математики и программного обеспечения</w:t>
       </w:r>
     </w:p>
     <w:p>
       <w:pPr>
-        <w:spacing w:line="240" w:lineRule="auto" w:after="0" w:before="360"/>
+        <w:spacing w:line="240" w:lineRule="auto" w:after="0" w:before="240"/>
       </w:pPr>
     </w:p>
     <w:p>
@@ -72,7 +72,7 @@
       <w:r>
         <w:rPr>
           <w:b w:val="0"/>
-          <w:sz w:val="24"/>
+          <w:sz w:val="28"/>
         </w:rPr>
         <w:t>УТВЕРЖДАЮ</w:t>
       </w:r>
@@ -86,7 +86,7 @@
       <w:r>
         <w:rPr>
           <w:b w:val="0"/>
-          <w:sz w:val="24"/>
+          <w:sz w:val="28"/>
         </w:rPr>
         <w:t>Заведующий кафедрой</w:t>
       </w:r>
@@ -100,7 +100,7 @@
       <w:r>
         <w:rPr>
           <w:b w:val="0"/>
-          <w:sz w:val="24"/>
+          <w:sz w:val="28"/>
         </w:rPr>
         <w:t>___________ Симанчев Р.Ю.</w:t>
       </w:r>
@@ -114,14 +114,14 @@
       <w:r>
         <w:rPr>
           <w:b w:val="0"/>
-          <w:sz w:val="24"/>
+          <w:sz w:val="28"/>
         </w:rPr>
         <w:t>«___» ___________ 2026 г.</w:t>
       </w:r>
     </w:p>
     <w:p>
       <w:pPr>
-        <w:spacing w:line="240" w:lineRule="auto" w:after="0" w:before="600"/>
+        <w:spacing w:line="240" w:lineRule="auto" w:after="0" w:before="360"/>
       </w:pPr>
     </w:p>
     <w:p>
@@ -152,7 +152,7 @@
       <w:r>
         <w:rPr>
           <w:b w:val="0"/>
-          <w:sz w:val="24"/>
+          <w:sz w:val="28"/>
         </w:rPr>
         <w:t>Выпускная квалификационная работа</w:t>
       </w:r>
@@ -166,7 +166,7 @@
       <w:r>
         <w:rPr>
           <w:b w:val="0"/>
-          <w:sz w:val="24"/>
+          <w:sz w:val="28"/>
         </w:rPr>
         <w:t>по направлению — «Прикладная математика и информатика»</w:t>
       </w:r>
@@ -180,14 +180,14 @@
       <w:r>
         <w:rPr>
           <w:b w:val="0"/>
-          <w:sz w:val="24"/>
+          <w:sz w:val="28"/>
         </w:rPr>
         <w:t>магистерская программа «Глубокое обучение и генеративный искусственный интеллект»</w:t>
       </w:r>
     </w:p>
     <w:p>
       <w:pPr>
-        <w:spacing w:line="240" w:lineRule="auto" w:after="0" w:before="480"/>
+        <w:spacing w:line="240" w:lineRule="auto" w:after="0" w:before="360"/>
       </w:pPr>
     </w:p>
     <w:p>
@@ -199,7 +199,7 @@
       <w:r>
         <w:rPr>
           <w:b w:val="0"/>
-          <w:sz w:val="24"/>
+          <w:sz w:val="28"/>
         </w:rPr>
         <w:t>Научный руководитель</w:t>
       </w:r>
@@ -213,7 +213,7 @@
       <w:r>
         <w:rPr>
           <w:b w:val="0"/>
-          <w:sz w:val="24"/>
+          <w:sz w:val="28"/>
         </w:rPr>
         <w:t>Агафонов А. Л., доцент, кафедра компьютерной математики и программного обеспечения</w:t>
       </w:r>
@@ -227,7 +227,7 @@
       <w:r>
         <w:rPr>
           <w:b w:val="0"/>
-          <w:sz w:val="24"/>
+          <w:sz w:val="28"/>
         </w:rPr>
         <w:t>____________________ (подпись)</w:t>
       </w:r>
@@ -246,7 +246,7 @@
       <w:r>
         <w:rPr>
           <w:b w:val="0"/>
-          <w:sz w:val="24"/>
+          <w:sz w:val="28"/>
         </w:rPr>
         <w:t>Студент гр. МММ-401-О-03</w:t>
       </w:r>
@@ -260,7 +260,7 @@
       <w:r>
         <w:rPr>
           <w:b w:val="0"/>
-          <w:sz w:val="24"/>
+          <w:sz w:val="28"/>
         </w:rPr>
         <w:t>Лапова Мария Сергеевна</w:t>
       </w:r>
@@ -274,14 +274,14 @@
       <w:r>
         <w:rPr>
           <w:b w:val="0"/>
-          <w:sz w:val="24"/>
+          <w:sz w:val="28"/>
         </w:rPr>
         <w:t>____________________ (подпись)</w:t>
       </w:r>
     </w:p>
     <w:p>
       <w:pPr>
-        <w:spacing w:line="240" w:lineRule="auto" w:after="0" w:before="360"/>
+        <w:spacing w:line="240" w:lineRule="auto" w:after="0" w:before="240"/>
       </w:pPr>
     </w:p>
     <w:p>
@@ -293,7 +293,7 @@
       <w:r>
         <w:rPr>
           <w:b w:val="0"/>
-          <w:sz w:val="24"/>
+          <w:sz w:val="28"/>
         </w:rPr>
         <w:t>Омск, 2026</w:t>
       </w:r>

--- a/docs/thesis/thesis-maria.docx
+++ b/docs/thesis/thesis-maria.docx
@@ -1098,7 +1098,7 @@
         <w:rPr>
           <w:b w:val="0"/>
         </w:rPr>
-        <w:t>Актуальность темы работы обусловлена возрастающим интересом пользователей цифровых фитнес-сервисов к функциям прогнозирования и автоматической адаптации тренировочных программ. Биоимпедансный анализ (BIA) в виде InBody-измерений стал де-факто стандартом регулярных оценок состава тела для любителей силовых тренировок: соответствующие приборы установлены в большинстве современных фитнес-клубов и позволяют за минуту получить ключевые показатели — массу тела, процент жира, мышечную массу, базовый уровень метаболизма. Тем не менее существующие фитнес-приложения (Hevy, Strong, MacroFactor, Carbon Diet Coach, Fitbod, Apple Health) ограничиваются ретроспективным отображением накопленной истории измерений и не предоставляют пользователю инструмента прогноза дальнейшей динамики состава тела при текущем тренировочном режиме.</w:t>
+        <w:t>Актуальность темы работы обусловлена возрастающим интересом пользователей цифровых фитнес-сервисов к функциям прогнозирования и автоматической адаптации тренировочных программ. Биоимпедансный анализ (BIA) в виде InBody-измерений получил широкое распространение в качестве инструмента регулярной оценки состава тела у любителей силовых тренировок: соответствующие приборы установлены в большинстве современных фитнес-клубов и позволяют за минуту получить ключевые показатели — массу тела, процент жира, мышечную массу, базовый уровень метаболизма. Тем не менее существующие фитнес-приложения (Hevy, Strong, MacroFactor, Carbon Diet Coach, Fitbod, Apple Health) ограничиваются ретроспективным отображением накопленной истории измерений и не предоставляют пользователю инструмента прогноза дальнейшей динамики состава тела при текущем тренировочном режиме.</w:t>
       </w:r>
     </w:p>
     <w:p>
@@ -1374,7 +1374,7 @@
         <w:rPr>
           <w:b w:val="0"/>
         </w:rPr>
-        <w:t>В фитнес-индустрии InBody стал де-факто стандартом для регулярных замеров состава тела у любителей. Большинство современных фитнес-клубов имеют у себя одну из моделей (InBody 270, InBody 370, InBody 770) и предлагают замеры либо бесплатно для клиентов, либо за небольшую плату. Замер занимает около минуты, результат печатается в виде PDF-отчёта с десятками показателей и графиков.</w:t>
+        <w:t>В фитнес-индустрии InBody получил широкое распространение как инструмент регулярных замеров состава тела у любителей. Большинство современных фитнес-клубов имеют у себя одну из моделей (InBody 270, InBody 370, InBody 770) и предлагают замеры либо бесплатно для клиентов, либо за небольшую плату. Замер занимает около минуты, результат печатается в виде PDF-отчёта с десятками показателей и графиков.</w:t>
       </w:r>
     </w:p>
     <w:p>

--- a/docs/thesis/thesis-maria.docx
+++ b/docs/thesis/thesis-maria.docx
@@ -1098,7 +1098,7 @@
         <w:rPr>
           <w:b w:val="0"/>
         </w:rPr>
-        <w:t>Актуальность темы работы обусловлена возрастающим интересом пользователей цифровых фитнес-сервисов к функциям прогнозирования и автоматической адаптации тренировочных программ. Биоимпедансный анализ (BIA) в виде InBody-измерений получил широкое распространение в качестве инструмента регулярной оценки состава тела у любителей силовых тренировок: соответствующие приборы установлены в большинстве современных фитнес-клубов и позволяют за минуту получить ключевые показатели — массу тела, процент жира, мышечную массу, базовый уровень метаболизма. Тем не менее существующие фитнес-приложения (Hevy, Strong, MacroFactor, Carbon Diet Coach, Fitbod, Apple Health) ограничиваются ретроспективным отображением накопленной истории измерений и не предоставляют пользователю инструмента прогноза дальнейшей динамики состава тела при текущем тренировочном режиме.</w:t>
+        <w:t>Актуальность темы. Биоимпедансный анализ InBody получил широкое распространение как инструмент регулярной оценки состава тела: приборы установлены в большинстве фитнес-клубов и за минуту дают массу тела, процент жира, мышечную массу и базовый уровень метаболизма. При этом существующие фитнес-приложения (Hevy, Strong, MacroFactor, Fitbod, Apple Health) ограничиваются ретроспективным отображением накопленной истории и не предоставляют пользователю прогноза дальнейшей динамики при текущем тренировочном режиме. Машинное обучение применимо к этой задаче, однако при малых объёмах данных современные нейросетевые архитектуры (LSTM, Temporal Fusion Transformer) склонны к переобучению, а линейная экстраполяция не учитывает нелинейные взаимодействия признаков и не даёт честной оценки неопределённости прогноза.</w:t>
       </w:r>
     </w:p>
     <w:p>
@@ -1109,7 +1109,7 @@
         <w:rPr>
           <w:b w:val="0"/>
         </w:rPr>
-        <w:t>Одновременно в последние годы наблюдается активное внедрение методов машинного обучения в массовые потребительские приложения. Применение моделей ML-регрессии к задаче прогноза InBody позволяет рассчитывать на получение прогноза, учитывающего как историческую динамику пользователя, так и его тренировочную активность и индивидуальные параметры. Однако при ограниченных объёмах размеченных данных применение современных нейросетевых архитектур (LSTM, Temporal Fusion Transformer) приводит к переобучению, а более простые модели (например, линейная регрессия по тренду) не позволяют учитывать существенные нелинейные взаимодействия признаков и не дают честной оценки неопределённости прогноза. Вопросы выбора архитектуры модели промежуточной сложности, способной выдавать одновременно точечный прогноз и калиброванный доверительный интервал, а также вопросы практической реализации этой модели и связанного с ней сервиса автоматической адаптации плана тренировок требуют дополнительного исследования.</w:t>
+        <w:t>Степень разработанности темы. Задачи прогнозирования временных рядов и квантильной регрессии изучены в работах R. J. Hyndman, R. Koenker, G. Bassett, B. Lim, S. Zohren. Применительно к задаче прогноза показателей InBody и автоматической адаптации тренировочной программы число публикаций невелико, в промышленных приложениях по-прежнему преобладает линейная экстраполяция.</w:t>
       </w:r>
     </w:p>
     <w:p>
@@ -1120,7 +1120,7 @@
         <w:rPr>
           <w:b w:val="0"/>
         </w:rPr>
-        <w:t>Степень разработанности темы. Задачи прогнозирования временных рядов и квантильной регрессии достаточно хорошо изучены в литературе (R. J. Hyndman, R. Koenker, G. Bassett, B. Lim, S. Zohren). Существуют классические подходы (Ridge, Lasso, ARIMA, экспоненциальное сглаживание), ансамблевые методы (XGBoost, LightGBM, CatBoost) и современные нейросетевые модели (LSTM, GRU, DeepAR, Temporal Fusion Transformer). Однако применительно к задаче прогноза показателей InBody и связанной с ним автоматической адаптации тренировочной программы число опубликованных работ существенно меньше, и в большинстве промышленных приложений по-прежнему применяется простая линейная экстраполяция.</w:t>
+        <w:t>Цель работы — разработать и программно реализовать алгоритмы прогноза показателей InBody (масса тела, % жира, мышечная масса) на горизонтах 1, 2 и 4 недели с построением 80%-доверительных интервалов, а также сервис автоматической адаптации тренировочного плана, и интегрировать их в действующее кроссплатформенное приложение Fitness Tracker.</w:t>
       </w:r>
     </w:p>
     <w:p>
@@ -1131,7 +1131,7 @@
         <w:rPr>
           <w:b w:val="0"/>
         </w:rPr>
-        <w:t>Проблема исследования заключается в недостаточной проработанности методов прогнозирования изменений показателей InBody и связанных с ними алгоритмов автоматической адаптации тренировочного плана, которые одновременно обеспечивали бы приемлемое качество прогноза на ограниченных объёмах данных и адекватную калибровку доверительных интервалов.</w:t>
+        <w:t>Объектом исследования являются процессы прогноза изменений состава тела и автоматической адаптации тренировочных программ в цифровых приложениях категории Health &amp; Fitness.</w:t>
       </w:r>
     </w:p>
     <w:p>
@@ -1142,7 +1142,7 @@
         <w:rPr>
           <w:b w:val="0"/>
         </w:rPr>
-        <w:t>Цель исследования — разработать и программно реализовать алгоритмы прогнозирования значений InBody (массы тела, процента жира, мышечной массы) на горизонтах 1, 2 и 4 недели с построением 80%-доверительных интервалов, а также сервис автоматической адаптации плана тренировок, и интегрировать их в действующее кроссплатформенное приложение Fitness Tracker.</w:t>
+        <w:t>Предметом исследования — алгоритмы регрессии временных рядов с калиброванными доверительными интервалами и правила событийной адаптации плана при изменении профиля пользователя.</w:t>
       </w:r>
     </w:p>
     <w:p>
@@ -1153,7 +1153,7 @@
         <w:rPr>
           <w:b w:val="0"/>
         </w:rPr>
-        <w:t>Объектом исследования являются процессы прогнозирования изменений показателей состава тела и автоматической адаптации тренировочных программ в составе цифровых приложений категории Health &amp; Fitness.</w:t>
+        <w:t>Гипотеза: квантильная регрессия LightGBM (α ∈ {0,1; 0,5; 0,9}) обеспечит более точный прогноз InBody-метрик, чем persistence- и Ridge-baseline, при адекватной калибровке 80%-доверительного интервала (фактическая частота попаданий не менее 75%); детерминированный watcher-сервис гарантирует реакцию плана на ключевые изменения в профиле.</w:t>
       </w:r>
     </w:p>
     <w:p>
@@ -1164,29 +1164,7 @@
         <w:rPr>
           <w:b w:val="0"/>
         </w:rPr>
-        <w:t>Предметом исследования являются алгоритмы многомерной регрессии временных рядов с построением калиброванных доверительных интервалов, а также правила событийной адаптации тренировочного плана при изменении параметров пользователя.</w:t>
-      </w:r>
-    </w:p>
-    <w:p>
-      <w:pPr>
-        <w:jc w:val="both"/>
-      </w:pPr>
-      <w:r>
-        <w:rPr>
-          <w:b w:val="0"/>
-        </w:rPr>
-        <w:t>Гипотеза исследования: квантильная регрессия (LightGBM с целевой функцией quantile для α ∈ {0,1; 0,5; 0,9}) обеспечит более точный прогноз InBody-метрик, чем persistence- и Ridge-baseline, при адекватной калибровке доверительных интервалов (фактическая частота попаданий в 80%-CI — не менее 75%), а детерминированный watcher-сервис гарантирует реакцию плана на ключевые изменения в профиле пользователя.</w:t>
-      </w:r>
-    </w:p>
-    <w:p>
-      <w:pPr>
-        <w:jc w:val="both"/>
-      </w:pPr>
-      <w:r>
-        <w:rPr>
-          <w:b w:val="0"/>
-        </w:rPr>
-        <w:t>Для достижения поставленной цели в работе решаются следующие задачи:</w:t>
+        <w:t>Задачи работы:</w:t>
       </w:r>
     </w:p>
     <w:p>
@@ -1195,7 +1173,7 @@
         <w:ind w:firstLine="0"/>
       </w:pPr>
       <w:r>
-        <w:t>Провести обзор существующих цифровых фитнес-приложений с прогнозом и подходов к прогнозу динамики веса и состава тела; обосновать выбор класса моделей.</w:t>
+        <w:t>Провести обзор существующих фитнес-приложений с прогнозом и подходов к прогнозу динамики веса; обосновать выбор класса моделей.</w:t>
       </w:r>
     </w:p>
     <w:p>
@@ -1204,7 +1182,7 @@
         <w:ind w:firstLine="0"/>
       </w:pPr>
       <w:r>
-        <w:t>Спроектировать архитектуру кроссплатформенного приложения Fitness Tracker, описать его функциональные возможности, пользовательские сценарии, пользовательский интерфейс, схему базы данных и технологический стек.</w:t>
+        <w:t>Спроектировать архитектуру кроссплатформенного приложения Fitness Tracker (стек, БД, REST API, сценарии и интерфейс).</w:t>
       </w:r>
     </w:p>
     <w:p>
@@ -1213,7 +1191,7 @@
         <w:ind w:firstLine="0"/>
       </w:pPr>
       <w:r>
-        <w:t>Сформулировать постановку задачи прогноза InBody как задачи многомерной регрессии временных рядов: определить признаковое пространство пользователя по неделям, целевые переменные и метрики качества.</w:t>
+        <w:t>Подготовить обучающий датасет (ETL на основе открытых Kaggle-источников с синтезом временных рядов) и сформулировать постановку задачи прогноза как многомерной регрессии дельт InBody.</w:t>
       </w:r>
     </w:p>
     <w:p>
@@ -1222,7 +1200,7 @@
         <w:ind w:firstLine="0"/>
       </w:pPr>
       <w:r>
-        <w:t>Разработать двухуровневую модель прогноза (Ridge-baseline + LightGBM с квантильной регрессией) и алгоритм построения 80%-доверительных интервалов.</w:t>
+        <w:t>Разработать двухуровневую модель прогноза (Ridge-baseline + LightGBM quantile), алгоритм построения CI и cold-start для коротких историй.</w:t>
       </w:r>
     </w:p>
     <w:p>
@@ -1231,7 +1209,7 @@
         <w:ind w:firstLine="0"/>
       </w:pPr>
       <w:r>
-        <w:t>Разработать алгоритм холодного старта для пользователей с короткой историей измерений.</w:t>
+        <w:t>Разработать watcher-сервис адаптации плана: набор условий срабатывания и правила перегенерации.</w:t>
       </w:r>
     </w:p>
     <w:p>
@@ -1240,7 +1218,7 @@
         <w:ind w:firstLine="0"/>
       </w:pPr>
       <w:r>
-        <w:t>Разработать watcher-сервис адаптации плана: набор триггеров и правила перегенерации.</w:t>
+        <w:t>Реализовать REST-сервис прогноза, сервис адаптации и парсер PDF-отчётов InBody; покрыть автотестами.</w:t>
       </w:r>
     </w:p>
     <w:p>
@@ -1249,34 +1227,7 @@
         <w:ind w:firstLine="0"/>
       </w:pPr>
       <w:r>
-        <w:t>Разработать ETL-конвейер подготовки обучающего датасета на основе открытых Kaggle-источников с синтезом временных рядов.</w:t>
-      </w:r>
-    </w:p>
-    <w:p>
-      <w:pPr>
-        <w:pStyle w:val="ListNumber"/>
-        <w:ind w:firstLine="0"/>
-      </w:pPr>
-      <w:r>
-        <w:t>Обучить модели прогноза и программно реализовать REST-сервис прогноза и сервис адаптации плана.</w:t>
-      </w:r>
-    </w:p>
-    <w:p>
-      <w:pPr>
-        <w:pStyle w:val="ListNumber"/>
-        <w:ind w:firstLine="0"/>
-      </w:pPr>
-      <w:r>
-        <w:t>Реализовать парсер PDF-отчётов InBody.</w:t>
-      </w:r>
-    </w:p>
-    <w:p>
-      <w:pPr>
-        <w:pStyle w:val="ListNumber"/>
-        <w:ind w:firstLine="0"/>
-      </w:pPr>
-      <w:r>
-        <w:t>Провести вычислительный эксперимент по сравнению разработанной модели с baseline-моделями (linear, Ridge); проверить калибровку доверительных интервалов; проанализировать результаты.</w:t>
+        <w:t>Провести эксперимент: сравнение разработанной модели с baseline'ами, проверка калибровки доверительных интервалов, анализ результатов.</w:t>
       </w:r>
     </w:p>
     <w:p>
@@ -1287,7 +1238,7 @@
         <w:rPr>
           <w:b w:val="0"/>
         </w:rPr>
-        <w:t>Методологическую основу исследования составили методы программной инженерии (проектирование архитектуры, разработка REST API, контейнеризация), методы машинного обучения (Ridge-регрессия, градиентный бустинг над решающими деревьями, квантильная регрессия), методы прогнозирования временных рядов, методы математической статистики (стандартные метрики MAE, MAPE, coverage 80%-CI, sharpness).</w:t>
+        <w:t>Методологическая основа — методы программной инженерии (архитектура, REST API, контейнеризация), машинного обучения (Ridge, градиентный бустинг, квантильная регрессия), прогнозирования временных рядов и математической статистики (MAE, MAPE, coverage 80%-CI, sharpness).</w:t>
       </w:r>
     </w:p>
     <w:p>
@@ -1298,7 +1249,7 @@
         <w:rPr>
           <w:b w:val="0"/>
         </w:rPr>
-        <w:t>Научная новизна работы заключается в применении квантильной регрессии LightGBM (квантили 0,1, 0,5 и 0,9) для построения калиброванных доверительных интервалов прогноза показателей InBody на коротких пользовательских историях, а также в формулировке согласованного набора триггеров автоматической адаптации тренировочного плана, связывающего прогнозную модель с сервисом перегенерации плана.</w:t>
+        <w:t>Научная новизна заключается в применении квантильной регрессии LightGBM для построения калиброванных доверительных интервалов прогноза InBody на коротких пользовательских историях и в формулировке согласованного набора условий автоматической адаптации тренировочного плана.</w:t>
       </w:r>
     </w:p>
     <w:p>
@@ -1309,7 +1260,7 @@
         <w:rPr>
           <w:b w:val="0"/>
         </w:rPr>
-        <w:t>Практическая значимость работы заключается в том, что разработанные алгоритмы программно реализованы в составе действующего кроссплатформенного приложения Fitness Tracker. Все компоненты приложения покрыты автоматическими тестами, обучение моделей воспроизводимо по фиксированному seed и хешу обучающего набора, исходный код хранится в репозитории проекта. Приложение допускает развёртывание одной командой и пригодно для непосредственного использования конечными пользователями.</w:t>
+        <w:t>Практическая значимость — разработанные алгоритмы программно реализованы в действующем приложении Fitness Tracker, покрыты автотестами, обучение моделей воспроизводимо по фиксированному seed и SHA-256 датасета; приложение развёртывается одной командой.</w:t>
       </w:r>
     </w:p>
     <w:p>
@@ -1320,7 +1271,7 @@
         <w:rPr>
           <w:b w:val="0"/>
         </w:rPr>
-        <w:t>Структура работы. Работа состоит из введения, пяти глав, заключения и списка литературы. В первой главе — обзор существующих фитнес-приложений с прогнозом и подходов к прогнозу динамики веса. Во второй главе — подробное описание самого приложения Fitness Tracker: что оно делает, какие у него экраны и функции, на каком стеке написано и как устроена база данных. В третьей главе — разработанные алгоритмы прогноза и адаптации плана. В четвёртой главе — программная реализация. В пятой главе — эксперимент и результаты. Общий объём работы — 60 страниц.</w:t>
+        <w:t>Структура работы. Введение, пять глав, заключение, список литературы. Глава 1 — обзор приложений и подходов к прогнозу. Глава 2 — описание Fitness Tracker (функции, экраны, стек, БД). Глава 3 — алгоритмы прогноза и адаптации. Глава 4 — программная реализация. Глава 5 — эксперимент и результаты.</w:t>
       </w:r>
     </w:p>
     <w:p>
@@ -1571,6 +1522,552 @@
         <w:rPr>
           <w:b w:val="0"/>
         </w:rPr>
+        <w:t>Сводное сравнение.</w:t>
+      </w:r>
+    </w:p>
+    <w:p>
+      <w:pPr>
+        <w:jc w:val="both"/>
+      </w:pPr>
+      <w:r>
+        <w:rPr>
+          <w:b w:val="0"/>
+        </w:rPr>
+        <w:t>Для наглядности ключевые возможности рассмотренных приложений и разработки настоящей работы сведены в таблицу 1. В неё включены как зарубежные приложения, так и популярные на российском рынке решения.</w:t>
+      </w:r>
+    </w:p>
+    <w:tbl>
+      <w:tblPr>
+        <w:tblStyle w:val="LightGrid-Accent1"/>
+        <w:tblW w:type="auto" w:w="0"/>
+        <w:tblLook w:firstColumn="1" w:firstRow="1" w:lastColumn="0" w:lastRow="0" w:noHBand="0" w:noVBand="1" w:val="04A0"/>
+      </w:tblPr>
+      <w:tblGrid>
+        <w:gridCol w:w="1567"/>
+        <w:gridCol w:w="1567"/>
+        <w:gridCol w:w="1567"/>
+        <w:gridCol w:w="1567"/>
+        <w:gridCol w:w="1567"/>
+        <w:gridCol w:w="1567"/>
+      </w:tblGrid>
+      <w:tr>
+        <w:tc>
+          <w:tcPr>
+            <w:tcW w:type="dxa" w:w="1567"/>
+          </w:tcPr>
+          <w:p>
+            <w:r>
+              <w:t>Приложение</w:t>
+            </w:r>
+          </w:p>
+        </w:tc>
+        <w:tc>
+          <w:tcPr>
+            <w:tcW w:type="dxa" w:w="1567"/>
+          </w:tcPr>
+          <w:p>
+            <w:r>
+              <w:t>План тренировок</w:t>
+            </w:r>
+          </w:p>
+        </w:tc>
+        <w:tc>
+          <w:tcPr>
+            <w:tcW w:type="dxa" w:w="1567"/>
+          </w:tcPr>
+          <w:p>
+            <w:r>
+              <w:t>Лог тренировок</w:t>
+            </w:r>
+          </w:p>
+        </w:tc>
+        <w:tc>
+          <w:tcPr>
+            <w:tcW w:type="dxa" w:w="1567"/>
+          </w:tcPr>
+          <w:p>
+            <w:r>
+              <w:t>Замер состава тела</w:t>
+            </w:r>
+          </w:p>
+        </w:tc>
+        <w:tc>
+          <w:tcPr>
+            <w:tcW w:type="dxa" w:w="1567"/>
+          </w:tcPr>
+          <w:p>
+            <w:r>
+              <w:t>Прогноз с CI</w:t>
+            </w:r>
+          </w:p>
+        </w:tc>
+        <w:tc>
+          <w:tcPr>
+            <w:tcW w:type="dxa" w:w="1567"/>
+          </w:tcPr>
+          <w:p>
+            <w:r>
+              <w:t>Авто-адаптация</w:t>
+            </w:r>
+          </w:p>
+        </w:tc>
+      </w:tr>
+      <w:tr>
+        <w:tc>
+          <w:tcPr>
+            <w:tcW w:type="dxa" w:w="1567"/>
+          </w:tcPr>
+          <w:p>
+            <w:r>
+              <w:t>Fitness Tracker (наша)</w:t>
+            </w:r>
+          </w:p>
+        </w:tc>
+        <w:tc>
+          <w:tcPr>
+            <w:tcW w:type="dxa" w:w="1567"/>
+          </w:tcPr>
+          <w:p>
+            <w:r>
+              <w:t>автоген. (ML)</w:t>
+            </w:r>
+          </w:p>
+        </w:tc>
+        <w:tc>
+          <w:tcPr>
+            <w:tcW w:type="dxa" w:w="1567"/>
+          </w:tcPr>
+          <w:p>
+            <w:r>
+              <w:t>+</w:t>
+            </w:r>
+          </w:p>
+        </w:tc>
+        <w:tc>
+          <w:tcPr>
+            <w:tcW w:type="dxa" w:w="1567"/>
+          </w:tcPr>
+          <w:p>
+            <w:r>
+              <w:t>+ (PDF InBody)</w:t>
+            </w:r>
+          </w:p>
+        </w:tc>
+        <w:tc>
+          <w:tcPr>
+            <w:tcW w:type="dxa" w:w="1567"/>
+          </w:tcPr>
+          <w:p>
+            <w:r>
+              <w:t>+ (80%-CI)</w:t>
+            </w:r>
+          </w:p>
+        </w:tc>
+        <w:tc>
+          <w:tcPr>
+            <w:tcW w:type="dxa" w:w="1567"/>
+          </w:tcPr>
+          <w:p>
+            <w:r>
+              <w:t>+</w:t>
+            </w:r>
+          </w:p>
+        </w:tc>
+      </w:tr>
+      <w:tr>
+        <w:tc>
+          <w:tcPr>
+            <w:tcW w:type="dxa" w:w="1567"/>
+          </w:tcPr>
+          <w:p>
+            <w:r>
+              <w:t>DDX Fitness (RU)</w:t>
+            </w:r>
+          </w:p>
+        </w:tc>
+        <w:tc>
+          <w:tcPr>
+            <w:tcW w:type="dxa" w:w="1567"/>
+          </w:tcPr>
+          <w:p>
+            <w:r>
+              <w:t>шаблоны клуба</w:t>
+            </w:r>
+          </w:p>
+        </w:tc>
+        <w:tc>
+          <w:tcPr>
+            <w:tcW w:type="dxa" w:w="1567"/>
+          </w:tcPr>
+          <w:p>
+            <w:r>
+              <w:t>+</w:t>
+            </w:r>
+          </w:p>
+        </w:tc>
+        <w:tc>
+          <w:tcPr>
+            <w:tcW w:type="dxa" w:w="1567"/>
+          </w:tcPr>
+          <w:p>
+            <w:r>
+              <w:t>клубный InBody</w:t>
+            </w:r>
+          </w:p>
+        </w:tc>
+        <w:tc>
+          <w:tcPr>
+            <w:tcW w:type="dxa" w:w="1567"/>
+          </w:tcPr>
+          <w:p>
+            <w:r>
+              <w:t>—</w:t>
+            </w:r>
+          </w:p>
+        </w:tc>
+        <w:tc>
+          <w:tcPr>
+            <w:tcW w:type="dxa" w:w="1567"/>
+          </w:tcPr>
+          <w:p>
+            <w:r>
+              <w:t>—</w:t>
+            </w:r>
+          </w:p>
+        </w:tc>
+      </w:tr>
+      <w:tr>
+        <w:tc>
+          <w:tcPr>
+            <w:tcW w:type="dxa" w:w="1567"/>
+          </w:tcPr>
+          <w:p>
+            <w:r>
+              <w:t>World Class (RU)</w:t>
+            </w:r>
+          </w:p>
+        </w:tc>
+        <w:tc>
+          <w:tcPr>
+            <w:tcW w:type="dxa" w:w="1567"/>
+          </w:tcPr>
+          <w:p>
+            <w:r>
+              <w:t>шаблоны клуба</w:t>
+            </w:r>
+          </w:p>
+        </w:tc>
+        <w:tc>
+          <w:tcPr>
+            <w:tcW w:type="dxa" w:w="1567"/>
+          </w:tcPr>
+          <w:p>
+            <w:r>
+              <w:t>+</w:t>
+            </w:r>
+          </w:p>
+        </w:tc>
+        <w:tc>
+          <w:tcPr>
+            <w:tcW w:type="dxa" w:w="1567"/>
+          </w:tcPr>
+          <w:p>
+            <w:r>
+              <w:t>клубный InBody</w:t>
+            </w:r>
+          </w:p>
+        </w:tc>
+        <w:tc>
+          <w:tcPr>
+            <w:tcW w:type="dxa" w:w="1567"/>
+          </w:tcPr>
+          <w:p>
+            <w:r>
+              <w:t>—</w:t>
+            </w:r>
+          </w:p>
+        </w:tc>
+        <w:tc>
+          <w:tcPr>
+            <w:tcW w:type="dxa" w:w="1567"/>
+          </w:tcPr>
+          <w:p>
+            <w:r>
+              <w:t>—</w:t>
+            </w:r>
+          </w:p>
+        </w:tc>
+      </w:tr>
+      <w:tr>
+        <w:tc>
+          <w:tcPr>
+            <w:tcW w:type="dxa" w:w="1567"/>
+          </w:tcPr>
+          <w:p>
+            <w:r>
+              <w:t>FitStars (RU)</w:t>
+            </w:r>
+          </w:p>
+        </w:tc>
+        <w:tc>
+          <w:tcPr>
+            <w:tcW w:type="dxa" w:w="1567"/>
+          </w:tcPr>
+          <w:p>
+            <w:r>
+              <w:t>видео-программы</w:t>
+            </w:r>
+          </w:p>
+        </w:tc>
+        <w:tc>
+          <w:tcPr>
+            <w:tcW w:type="dxa" w:w="1567"/>
+          </w:tcPr>
+          <w:p>
+            <w:r>
+              <w:t>—</w:t>
+            </w:r>
+          </w:p>
+        </w:tc>
+        <w:tc>
+          <w:tcPr>
+            <w:tcW w:type="dxa" w:w="1567"/>
+          </w:tcPr>
+          <w:p>
+            <w:r>
+              <w:t>—</w:t>
+            </w:r>
+          </w:p>
+        </w:tc>
+        <w:tc>
+          <w:tcPr>
+            <w:tcW w:type="dxa" w:w="1567"/>
+          </w:tcPr>
+          <w:p>
+            <w:r>
+              <w:t>—</w:t>
+            </w:r>
+          </w:p>
+        </w:tc>
+        <w:tc>
+          <w:tcPr>
+            <w:tcW w:type="dxa" w:w="1567"/>
+          </w:tcPr>
+          <w:p>
+            <w:r>
+              <w:t>—</w:t>
+            </w:r>
+          </w:p>
+        </w:tc>
+      </w:tr>
+      <w:tr>
+        <w:tc>
+          <w:tcPr>
+            <w:tcW w:type="dxa" w:w="1567"/>
+          </w:tcPr>
+          <w:p>
+            <w:r>
+              <w:t>Hevy, Strong (US)</w:t>
+            </w:r>
+          </w:p>
+        </w:tc>
+        <w:tc>
+          <w:tcPr>
+            <w:tcW w:type="dxa" w:w="1567"/>
+          </w:tcPr>
+          <w:p>
+            <w:r>
+              <w:t>—</w:t>
+            </w:r>
+          </w:p>
+        </w:tc>
+        <w:tc>
+          <w:tcPr>
+            <w:tcW w:type="dxa" w:w="1567"/>
+          </w:tcPr>
+          <w:p>
+            <w:r>
+              <w:t>+</w:t>
+            </w:r>
+          </w:p>
+        </w:tc>
+        <w:tc>
+          <w:tcPr>
+            <w:tcW w:type="dxa" w:w="1567"/>
+          </w:tcPr>
+          <w:p>
+            <w:r>
+              <w:t>—</w:t>
+            </w:r>
+          </w:p>
+        </w:tc>
+        <w:tc>
+          <w:tcPr>
+            <w:tcW w:type="dxa" w:w="1567"/>
+          </w:tcPr>
+          <w:p>
+            <w:r>
+              <w:t>—</w:t>
+            </w:r>
+          </w:p>
+        </w:tc>
+        <w:tc>
+          <w:tcPr>
+            <w:tcW w:type="dxa" w:w="1567"/>
+          </w:tcPr>
+          <w:p>
+            <w:r>
+              <w:t>—</w:t>
+            </w:r>
+          </w:p>
+        </w:tc>
+      </w:tr>
+      <w:tr>
+        <w:tc>
+          <w:tcPr>
+            <w:tcW w:type="dxa" w:w="1567"/>
+          </w:tcPr>
+          <w:p>
+            <w:r>
+              <w:t>Fitbod (US)</w:t>
+            </w:r>
+          </w:p>
+        </w:tc>
+        <w:tc>
+          <w:tcPr>
+            <w:tcW w:type="dxa" w:w="1567"/>
+          </w:tcPr>
+          <w:p>
+            <w:r>
+              <w:t>автоген. (rule)</w:t>
+            </w:r>
+          </w:p>
+        </w:tc>
+        <w:tc>
+          <w:tcPr>
+            <w:tcW w:type="dxa" w:w="1567"/>
+          </w:tcPr>
+          <w:p>
+            <w:r>
+              <w:t>+</w:t>
+            </w:r>
+          </w:p>
+        </w:tc>
+        <w:tc>
+          <w:tcPr>
+            <w:tcW w:type="dxa" w:w="1567"/>
+          </w:tcPr>
+          <w:p>
+            <w:r>
+              <w:t>—</w:t>
+            </w:r>
+          </w:p>
+        </w:tc>
+        <w:tc>
+          <w:tcPr>
+            <w:tcW w:type="dxa" w:w="1567"/>
+          </w:tcPr>
+          <w:p>
+            <w:r>
+              <w:t>—</w:t>
+            </w:r>
+          </w:p>
+        </w:tc>
+        <w:tc>
+          <w:tcPr>
+            <w:tcW w:type="dxa" w:w="1567"/>
+          </w:tcPr>
+          <w:p>
+            <w:r>
+              <w:t>—</w:t>
+            </w:r>
+          </w:p>
+        </w:tc>
+      </w:tr>
+      <w:tr>
+        <w:tc>
+          <w:tcPr>
+            <w:tcW w:type="dxa" w:w="1567"/>
+          </w:tcPr>
+          <w:p>
+            <w:r>
+              <w:t>MacroFactor (US)</w:t>
+            </w:r>
+          </w:p>
+        </w:tc>
+        <w:tc>
+          <w:tcPr>
+            <w:tcW w:type="dxa" w:w="1567"/>
+          </w:tcPr>
+          <w:p>
+            <w:r>
+              <w:t>— (питание)</w:t>
+            </w:r>
+          </w:p>
+        </w:tc>
+        <w:tc>
+          <w:tcPr>
+            <w:tcW w:type="dxa" w:w="1567"/>
+          </w:tcPr>
+          <w:p>
+            <w:r>
+              <w:t>—</w:t>
+            </w:r>
+          </w:p>
+        </w:tc>
+        <w:tc>
+          <w:tcPr>
+            <w:tcW w:type="dxa" w:w="1567"/>
+          </w:tcPr>
+          <w:p>
+            <w:r>
+              <w:t>—</w:t>
+            </w:r>
+          </w:p>
+        </w:tc>
+        <w:tc>
+          <w:tcPr>
+            <w:tcW w:type="dxa" w:w="1567"/>
+          </w:tcPr>
+          <w:p>
+            <w:r>
+              <w:t>тренд веса</w:t>
+            </w:r>
+          </w:p>
+        </w:tc>
+        <w:tc>
+          <w:tcPr>
+            <w:tcW w:type="dxa" w:w="1567"/>
+          </w:tcPr>
+          <w:p>
+            <w:r>
+              <w:t>питание</w:t>
+            </w:r>
+          </w:p>
+        </w:tc>
+      </w:tr>
+    </w:tbl>
+    <w:p>
+      <w:pPr>
+        <w:ind w:firstLine="0"/>
+        <w:jc w:val="center"/>
+      </w:pPr>
+      <w:r>
+        <w:rPr>
+          <w:b w:val="0"/>
+        </w:rPr>
+        <w:t>Таблица 1 — Сравнение возможностей фитнес-приложений</w:t>
+      </w:r>
+    </w:p>
+    <w:p>
+      <w:pPr>
+        <w:ind w:firstLine="0"/>
+        <w:jc w:val="both"/>
+      </w:pPr>
+      <w:r>
+        <w:rPr>
+          <w:b w:val="0"/>
+        </w:rPr>
         <w:t>Что отсутствует в существующих решениях.</w:t>
       </w:r>
     </w:p>
@@ -1582,7 +2079,7 @@
         <w:rPr>
           <w:b w:val="0"/>
         </w:rPr>
-        <w:t>На рынке нет фитнес-приложения, которое бы одновременно: (1) использовало InBody-замеры как вход для прогнозной модели; (2) прогнозировало все три ключевых показателя (вес, процент жира, мышечную массу); (3) показывало пользователю доверительные интервалы; (4) использовало прогноз для автоматической адаптации плана тренировок. Именно эти возможности и реализованы в разрабатываемом приложении Fitness Tracker.</w:t>
+        <w:t>Как видно из таблицы 1, на рынке нет фитнес-приложения, которое бы одновременно: (1) использовало InBody-замеры как вход для прогнозной модели; (2) прогнозировало все три ключевых показателя (вес, процент жира, мышечную массу); (3) показывало пользователю доверительные интервалы; (4) использовало прогноз для автоматической адаптации плана тренировок. Российские приложения, как правило, ограничиваются логом тренировок и записью клубных замеров без прогнозной составляющей. Именно эти возможности и реализованы в приложении Fitness Tracker.</w:t>
       </w:r>
     </w:p>
     <w:p>

--- a/docs/thesis/thesis-maria.docx
+++ b/docs/thesis/thesis-maria.docx
@@ -2264,7 +2264,7 @@
         <w:rPr>
           <w:b w:val="0"/>
         </w:rPr>
-        <w:t>Вход алгоритма: история InBody-замеров пользователя (минимум 1 точка), профиль (пол, возраст, рост, цель, уровень, частота тренировок), агрегаты тренировочной активности за последние недели (тоннаж, фактическая частота, средний RPE).</w:t>
+        <w:t>Вход алгоритма: история InBody-замеров пользователя (минимум 1 точка), профиль (пол, возраст, рост, цель, уровень, частота тренировок), агрегаты тренировочной активности за последние недели (тренировочный объём, фактическая частота, средний RPE).</w:t>
       </w:r>
     </w:p>
     <w:p>
@@ -2684,7 +2684,7 @@
         <w:rPr>
           <w:b w:val="0"/>
         </w:rPr>
-        <w:t>Раздел «Прогресс» с графиками веса, процента жира и мышечной массы по времени, графиком тоннажа тренировок и сравнением InBody-замеров между датами. Графики можно выгрузить в PDF.</w:t>
+        <w:t>Раздел «Прогресс» с графиками веса, процента жира и мышечной массы по времени, графиком объёма тренировок и сравнением InBody-замеров между датами. Графики можно выгрузить в PDF.</w:t>
       </w:r>
     </w:p>
     <w:p>
@@ -3115,7 +3115,7 @@
         <w:t>Аналитика и прогресс</w:t>
       </w:r>
       <w:r>
-        <w:t>: Графики веса/жира/мышц; график тоннажа тренировок; сравнение InBody между датами.</w:t>
+        <w:t>: Графики веса/жира/мышц; график объёма тренировок; сравнение InBody между датами.</w:t>
       </w:r>
     </w:p>
     <w:p>
@@ -3399,7 +3399,7 @@
         <w:ind w:firstLine="0"/>
       </w:pPr>
       <w:r>
-        <w:t>fl_chart — построение графиков (прогресса, прогнозов, тоннажа);</w:t>
+        <w:t>fl_chart — построение графиков (прогресса, прогнозов, объёма тренировок);</w:t>
       </w:r>
     </w:p>
     <w:p>
@@ -3773,7 +3773,7 @@
         <w:ind w:firstLine="0"/>
       </w:pPr>
       <w:r>
-        <w:t>тренировочная активность за прошедшую неделю: суммарный тоннаж (сумма веса × повторений по всем подходам), фактическая частота тренировок, средний RPE;</w:t>
+        <w:t>тренировочная активность за прошедшую неделю: тренировочный объём (сумма веса × повторений по всем подходам), фактическая частота тренировок, средний RPE;</w:t>
       </w:r>
     </w:p>
     <w:p>
@@ -4626,7 +4626,7 @@
         <w:ind w:firstLine="0"/>
       </w:pPr>
       <w:r>
-        <w:t>Из БД прочитать историю тренировок за последние 8 недель и посчитать агрегаты (тоннаж, фактическая частота, средний RPE) по неделям.</w:t>
+        <w:t>Из БД прочитать историю тренировок за последние 8 недель и посчитать агрегаты (тренировочный объём, фактическая частота, средний RPE) по неделям.</w:t>
       </w:r>
     </w:p>
     <w:p>

--- a/docs/thesis/thesis-maria.docx
+++ b/docs/thesis/thesis-maria.docx
@@ -1098,7 +1098,7 @@
         <w:rPr>
           <w:b w:val="0"/>
         </w:rPr>
-        <w:t>Актуальность темы. Биоимпедансный анализ InBody получил широкое распространение как инструмент регулярной оценки состава тела: приборы установлены в большинстве фитнес-клубов и за минуту дают массу тела, процент жира, мышечную массу и базовый уровень метаболизма. При этом существующие фитнес-приложения (Hevy, Strong, MacroFactor, Fitbod, Apple Health) ограничиваются ретроспективным отображением накопленной истории и не предоставляют пользователю прогноза дальнейшей динамики при текущем тренировочном режиме. Машинное обучение применимо к этой задаче, однако при малых объёмах данных современные нейросетевые архитектуры (LSTM, Temporal Fusion Transformer) склонны к переобучению, а линейная экстраполяция не учитывает нелинейные взаимодействия признаков и не даёт честной оценки неопределённости прогноза.</w:t>
+        <w:t>Цифровые приложения категории «Здоровье и фитнес» (Hevy, Strong, MacroFactor, Fitbod, Apple Health, DDX Fitness, FitStars, World Class и другие) получили в последние годы массовое распространение и используются преимущественно как электронный дневник тренировок и средство ретроспективного наблюдения за динамикой массы и состава тела. Вместе с тем указанные приложения не предоставляют пользователю прогноза дальнейших изменений показателей при текущем тренировочном режиме и не реализуют автоматической корректировки плана тренировок при изменении пользовательского профиля (цели, частоты занятий, доступного оборудования, существенного отклонения веса). При этом в большинстве современных фитнес-клубов установлены аппараты биоимпедансного анализа InBody, регулярные измерения которых дают сигнал, достаточный для построения такого прогноза: массу тела, процент жировой и мышечной массы, базовый уровень метаболизма.</w:t>
       </w:r>
     </w:p>
     <w:p>
@@ -1109,7 +1109,7 @@
         <w:rPr>
           <w:b w:val="0"/>
         </w:rPr>
-        <w:t>Степень разработанности темы. Задачи прогнозирования временных рядов и квантильной регрессии изучены в работах R. J. Hyndman, R. Koenker, G. Bassett, B. Lim, S. Zohren. Применительно к задаче прогноза показателей InBody и автоматической адаптации тренировочной программы число публикаций невелико, в промышленных приложениях по-прежнему преобладает линейная экстраполяция.</w:t>
+        <w:t>Применение методов машинного обучения к задаче прогноза динамики показателей состава тела осложняется ограниченным объёмом пользовательских историй: современные нейросетевые архитектуры (LSTM, Temporal Fusion Transformer) подвержены переобучению на коротких рядах, в то время как линейная экстраполяция не учитывает нелинейных взаимодействий признаков и не обеспечивает калиброванной оценки неопределённости прогноза. Вопросы выбора модели промежуточной сложности, способной одновременно выдавать точечный прогноз и обоснованный доверительный интервал, а также построения согласованных с ним правил автоматической адаптации плана тренировок требуют дополнительного исследования, что и определяет актуальность настоящей работы.</w:t>
       </w:r>
     </w:p>
     <w:p>
@@ -1120,7 +1120,7 @@
         <w:rPr>
           <w:b w:val="0"/>
         </w:rPr>
-        <w:t>Цель работы — разработать и программно реализовать алгоритмы прогноза показателей InBody (масса тела, % жира, мышечная масса) на горизонтах 1, 2 и 4 недели с построением 80%-доверительных интервалов, а также сервис автоматической адаптации тренировочного плана, и интегрировать их в действующее кроссплатформенное приложение Fitness Tracker.</w:t>
+        <w:t>Степень разработанности темы. Задачи прогнозирования временных рядов и квантильной регрессии достаточно хорошо изучены в работах R. J. Hyndman, R. Koenker, G. Bassett, B. Lim, S. Zohren и других; разработаны классические подходы (Ridge, Lasso, ARIMA, экспоненциальное сглаживание), ансамблевые методы (XGBoost, LightGBM, CatBoost) и современные нейросетевые архитектуры (LSTM, DeepAR, Temporal Fusion Transformer). Однако применительно к задаче прогноза показателей биоимпедансного анализа и автоматической адаптации тренировочной программы число опубликованных работ остаётся незначительным, а в промышленных приложениях преобладает линейная экстраполяция, не обеспечивающая калиброванной оценки неопределённости.</w:t>
       </w:r>
     </w:p>
     <w:p>
@@ -1131,7 +1131,7 @@
         <w:rPr>
           <w:b w:val="0"/>
         </w:rPr>
-        <w:t>Объектом исследования являются процессы прогноза изменений состава тела и автоматической адаптации тренировочных программ в цифровых приложениях категории Health &amp; Fitness.</w:t>
+        <w:t>Проблема исследования заключается в недостаточной проработанности методов прогноза показателей состава тела с калиброванными доверительными интервалами на коротких пользовательских историях и согласованных с ними правил автоматической адаптации тренировочного плана.</w:t>
       </w:r>
     </w:p>
     <w:p>
@@ -1142,7 +1142,7 @@
         <w:rPr>
           <w:b w:val="0"/>
         </w:rPr>
-        <w:t>Предметом исследования — алгоритмы регрессии временных рядов с калиброванными доверительными интервалами и правила событийной адаптации плана при изменении профиля пользователя.</w:t>
+        <w:t>Цель исследования — разработать и программно реализовать алгоритмы прогноза показателей InBody (масса тела, процент жира, мышечная масса) на горизонтах 1, 2 и 4 недели с построением 80%-доверительных интервалов, а также сервис автоматической адаптации тренировочного плана, и интегрировать их в действующее кроссплатформенное приложение Fitness Tracker.</w:t>
       </w:r>
     </w:p>
     <w:p>
@@ -1153,7 +1153,7 @@
         <w:rPr>
           <w:b w:val="0"/>
         </w:rPr>
-        <w:t>Гипотеза: квантильная регрессия LightGBM (α ∈ {0,1; 0,5; 0,9}) обеспечит более точный прогноз InBody-метрик, чем persistence- и Ridge-baseline, при адекватной калибровке 80%-доверительного интервала (фактическая частота попаданий не менее 75%); детерминированный watcher-сервис гарантирует реакцию плана на ключевые изменения в профиле.</w:t>
+        <w:t>Объект исследования: процессы прогноза изменений состава тела и автоматической адаптации тренировочных программ в цифровых фитнес-приложениях.</w:t>
       </w:r>
     </w:p>
     <w:p>
@@ -1164,7 +1164,29 @@
         <w:rPr>
           <w:b w:val="0"/>
         </w:rPr>
-        <w:t>Задачи работы:</w:t>
+        <w:t>Предмет исследования: алгоритмы регрессии временных рядов с калиброванными доверительными интервалами и правила событийной адаптации плана при изменении профиля пользователя.</w:t>
+      </w:r>
+    </w:p>
+    <w:p>
+      <w:pPr>
+        <w:jc w:val="both"/>
+      </w:pPr>
+      <w:r>
+        <w:rPr>
+          <w:b w:val="0"/>
+        </w:rPr>
+        <w:t>Гипотеза исследования: если для прогноза показателей InBody применить квантильную регрессию LightGBM (α ∈ {0,1; 0,5; 0,9}), то это обеспечит более точный прогноз по сравнению с persistence- и Ridge-baseline при адекватной калибровке 80%-доверительного интервала (фактическая частота попаданий не менее 75 %), а детерминированный watcher-сервис обеспечит своевременную реакцию плана тренировок на ключевые изменения профиля пользователя.</w:t>
+      </w:r>
+    </w:p>
+    <w:p>
+      <w:pPr>
+        <w:jc w:val="both"/>
+      </w:pPr>
+      <w:r>
+        <w:rPr>
+          <w:b w:val="0"/>
+        </w:rPr>
+        <w:t>Задачи исследования</w:t>
       </w:r>
     </w:p>
     <w:p>
@@ -1173,7 +1195,7 @@
         <w:ind w:firstLine="0"/>
       </w:pPr>
       <w:r>
-        <w:t>Провести обзор существующих фитнес-приложений с прогнозом и подходов к прогнозу динамики веса; обосновать выбор класса моделей.</w:t>
+        <w:t>Провести обзор существующих цифровых фитнес-приложений с прогнозом и подходов к прогнозу динамики веса и состава тела; обосновать выбор класса моделей.</w:t>
       </w:r>
     </w:p>
     <w:p>
@@ -1182,7 +1204,7 @@
         <w:ind w:firstLine="0"/>
       </w:pPr>
       <w:r>
-        <w:t>Спроектировать архитектуру кроссплатформенного приложения Fitness Tracker (стек, БД, REST API, сценарии и интерфейс).</w:t>
+        <w:t>Спроектировать архитектуру кроссплатформенного приложения Fitness Tracker: технологический стек, схему базы данных, REST API, пользовательские сценарии и интерфейс.</w:t>
       </w:r>
     </w:p>
     <w:p>
@@ -1191,7 +1213,7 @@
         <w:ind w:firstLine="0"/>
       </w:pPr>
       <w:r>
-        <w:t>Подготовить обучающий датасет (ETL на основе открытых Kaggle-источников с синтезом временных рядов) и сформулировать постановку задачи прогноза как многомерной регрессии дельт InBody.</w:t>
+        <w:t>Подготовить обучающий датасет на основе открытых источников Kaggle с применением процедуры синтеза временных рядов и сформулировать постановку задачи прогноза как многомерной регрессии дельт показателей InBody.</w:t>
       </w:r>
     </w:p>
     <w:p>
@@ -1200,7 +1222,7 @@
         <w:ind w:firstLine="0"/>
       </w:pPr>
       <w:r>
-        <w:t>Разработать двухуровневую модель прогноза (Ridge-baseline + LightGBM quantile), алгоритм построения CI и cold-start для коротких историй.</w:t>
+        <w:t>Разработать двухуровневую модель прогноза (Ridge-baseline и LightGBM с квантильной регрессией), алгоритм построения доверительных интервалов и алгоритм холодного старта для коротких пользовательских историй.</w:t>
       </w:r>
     </w:p>
     <w:p>
@@ -1209,7 +1231,7 @@
         <w:ind w:firstLine="0"/>
       </w:pPr>
       <w:r>
-        <w:t>Разработать watcher-сервис адаптации плана: набор условий срабатывания и правила перегенерации.</w:t>
+        <w:t>Разработать watcher-сервис автоматической адаптации плана тренировок: набор условий срабатывания и правила перегенерации программы.</w:t>
       </w:r>
     </w:p>
     <w:p>
@@ -1218,7 +1240,7 @@
         <w:ind w:firstLine="0"/>
       </w:pPr>
       <w:r>
-        <w:t>Реализовать REST-сервис прогноза, сервис адаптации и парсер PDF-отчётов InBody; покрыть автотестами.</w:t>
+        <w:t>Реализовать REST-сервис прогноза, сервис адаптации плана и парсер PDF-отчётов InBody; обеспечить их покрытие автоматизированными тестами.</w:t>
       </w:r>
     </w:p>
     <w:p>
@@ -1227,7 +1249,7 @@
         <w:ind w:firstLine="0"/>
       </w:pPr>
       <w:r>
-        <w:t>Провести эксперимент: сравнение разработанной модели с baseline'ами, проверка калибровки доверительных интервалов, анализ результатов.</w:t>
+        <w:t>Провести вычислительный эксперимент: сравнение разработанной модели с baseline-подходами, проверку калибровки доверительных интервалов и анализ полученных результатов.</w:t>
       </w:r>
     </w:p>
     <w:p>
@@ -1238,7 +1260,7 @@
         <w:rPr>
           <w:b w:val="0"/>
         </w:rPr>
-        <w:t>Методологическая основа — методы программной инженерии (архитектура, REST API, контейнеризация), машинного обучения (Ridge, градиентный бустинг, квантильная регрессия), прогнозирования временных рядов и математической статистики (MAE, MAPE, coverage 80%-CI, sharpness).</w:t>
+        <w:t>Методологическую основу исследования составляют методы программной инженерии (проектирование архитектуры, разработка REST API, контейнеризация развёртывания), методы машинного обучения (регуляризованная линейная регрессия, градиентный бустинг, квантильная регрессия), методы прогнозирования временных рядов и математической статистики (MAE, MAPE, оценка покрытия 80%-доверительного интервала, sharpness).</w:t>
       </w:r>
     </w:p>
     <w:p>
@@ -1249,7 +1271,7 @@
         <w:rPr>
           <w:b w:val="0"/>
         </w:rPr>
-        <w:t>Научная новизна заключается в применении квантильной регрессии LightGBM для построения калиброванных доверительных интервалов прогноза InBody на коротких пользовательских историях и в формулировке согласованного набора условий автоматической адаптации тренировочного плана.</w:t>
+        <w:t>Научная новизна работы заключается в применении квантильной регрессии LightGBM для построения калиброванных доверительных интервалов прогноза показателей биоимпедансного анализа на коротких пользовательских историях, а также в формулировке согласованного набора условий автоматической адаптации тренировочного плана при значимых изменениях пользовательского профиля.</w:t>
       </w:r>
     </w:p>
     <w:p>
@@ -1260,7 +1282,7 @@
         <w:rPr>
           <w:b w:val="0"/>
         </w:rPr>
-        <w:t>Практическая значимость — разработанные алгоритмы программно реализованы в действующем приложении Fitness Tracker, покрыты автотестами, обучение моделей воспроизводимо по фиксированному seed и SHA-256 датасета; приложение развёртывается одной командой.</w:t>
+        <w:t>Практическая значимость работы состоит в том, что разработанные алгоритмы программно реализованы в составе действующего приложения Fitness Tracker, покрыты автоматизированными тестами; процедура обучения моделей является воспроизводимой за счёт фиксации случайного начального значения и контрольной суммы SHA-256 обучающего датасета; развёртывание приложения осуществляется одной командой.</w:t>
       </w:r>
     </w:p>
     <w:p>
@@ -1271,7 +1293,7 @@
         <w:rPr>
           <w:b w:val="0"/>
         </w:rPr>
-        <w:t>Структура работы. Введение, пять глав, заключение, список литературы. Глава 1 — обзор приложений и подходов к прогнозу. Глава 2 — описание Fitness Tracker (функции, экраны, стек, БД). Глава 3 — алгоритмы прогноза и адаптации. Глава 4 — программная реализация. Глава 5 — эксперимент и результаты.</w:t>
+        <w:t>Структура работы. Диссертация состоит из введения, пяти глав, заключения и списка использованных источников. В первой главе приведён обзор существующих фитнес-приложений и подходов к прогнозу динамики состава тела. Во второй главе представлено описание разрабатываемого приложения Fitness Tracker (функциональные возможности, экраны, технологический стек, схема базы данных). Третья глава посвящена алгоритмам прогноза и адаптации плана. В четвёртой главе изложена программная реализация. Пятая глава содержит результаты вычислительного эксперимента.</w:t>
       </w:r>
     </w:p>
     <w:p>

--- a/docs/thesis/thesis-maria.docx
+++ b/docs/thesis/thesis-maria.docx
@@ -1098,7 +1098,7 @@
         <w:rPr>
           <w:b w:val="0"/>
         </w:rPr>
-        <w:t>Цифровые приложения категории «Здоровье и фитнес» (Hevy, Strong, MacroFactor, Fitbod, Apple Health, DDX Fitness, FitStars, World Class и другие) получили в последние годы массовое распространение и используются преимущественно как электронный дневник тренировок и средство ретроспективного наблюдения за динамикой массы и состава тела. Вместе с тем указанные приложения не предоставляют пользователю прогноза дальнейших изменений показателей при текущем тренировочном режиме и не реализуют автоматической корректировки плана тренировок при изменении пользовательского профиля (цели, частоты занятий, доступного оборудования, существенного отклонения веса). При этом в большинстве современных фитнес-клубов установлены аппараты биоимпедансного анализа InBody, регулярные измерения которых дают сигнал, достаточный для построения такого прогноза: массу тела, процент жировой и мышечной массы, базовый уровень метаболизма.</w:t>
+        <w:t>Предлагаемое исследование направлено на создание прототипа кроссплатформенного приложения Fitness Tracker, объединяющего доступный набор входных данных (антропометрия, пол, возраст, уровень физической активности, история тренировок и регулярные замеры на биоимпедансном анализаторе InBody) и алгоритмическое ядро на базе методов машинного обучения. Основная задача алгоритмического блока — прогноз ключевых параметров состава тела (масса тела, процент жировой массы, скелетная мышечная масса) на основании легкоизмеримых показателей и последующая автоматическая адаптация персонализированного плана тренировок при значимых изменениях профиля пользователя. Такой подход предполагает использование моделей регрессии и ансамблей решающих деревьев с квантильной регрессией, а также схем адаптации тренировочного плана, учитывающих динамику прогресса пользователя. В ходе работы разработан прототип, обеспечивающий интеграцию ML-модуля и пользовательского интерфейса на нескольких платформах.</w:t>
       </w:r>
     </w:p>
     <w:p>
@@ -1109,7 +1109,7 @@
         <w:rPr>
           <w:b w:val="0"/>
         </w:rPr>
-        <w:t>Применение методов машинного обучения к задаче прогноза динамики показателей состава тела осложняется ограниченным объёмом пользовательских историй: современные нейросетевые архитектуры (LSTM, Temporal Fusion Transformer) подвержены переобучению на коротких рядах, в то время как линейная экстраполяция не учитывает нелинейных взаимодействий признаков и не обеспечивает калиброванной оценки неопределённости прогноза. Вопросы выбора модели промежуточной сложности, способной одновременно выдавать точечный прогноз и обоснованный доверительный интервал, а также построения согласованных с ним правил автоматической адаптации плана тренировок требуют дополнительного исследования, что и определяет актуальность настоящей работы.</w:t>
+        <w:t>Актуальность проекта обусловлена отсутствием массово доступных и обоснованных инструментов для оценки динамики состава тела вне лабораторных условий, что приводит к распространению неэффективных или потенциально небезопасных рекомендаций. В практической плоскости это повышает трудозатраты тренеров и затрудняет объективную оценку изменений, особенно при работе с большими группами клиентов или любителями спорта. Развитие мобильных и кроссплатформенных технологий в сочетании с современными ML-подходами создаёт реальную возможность снизить барьеры доступа к персонализированной аналитике состояния тела; в большинстве современных фитнес-клубов установлены аппараты биоимпедансного анализа InBody, регулярные измерения которых дают сигнал, достаточный для построения прогноза: массу тела, процент жировой и мышечной массы, базовый уровень метаболизма. Тем не менее решение сталкивается с ограничениями, связанными с качеством и объёмом доступных данных, которые требуется учесть на этапе методики.</w:t>
       </w:r>
     </w:p>
     <w:p>
@@ -1120,7 +1120,7 @@
         <w:rPr>
           <w:b w:val="0"/>
         </w:rPr>
-        <w:t>Степень разработанности темы. Задачи прогнозирования временных рядов и квантильной регрессии достаточно хорошо изучены в работах R. J. Hyndman, R. Koenker, G. Bassett, B. Lim, S. Zohren и других; разработаны классические подходы (Ridge, Lasso, ARIMA, экспоненциальное сглаживание), ансамблевые методы (XGBoost, LightGBM, CatBoost) и современные нейросетевые архитектуры (LSTM, DeepAR, Temporal Fusion Transformer). Однако применительно к задаче прогноза показателей биоимпедансного анализа и автоматической адаптации тренировочной программы число опубликованных работ остаётся незначительным, а в промышленных приложениях преобладает линейная экстраполяция, не обеспечивающая калиброванной оценки неопределённости.</w:t>
+        <w:t>Цель работы — создание и верификация рабочего прототипа с модулем прогнозирования состава тела по данным InBody и модулем автоматической адаптации тренировочного плана, способного демонстрировать работоспособность на ограниченной выборке или синтетических данных. Для достижения цели сформулированы прикладные задачи: анализ литературы по методам прогноза и адаптивному планированию; сбор и предобработка данных с инженерией признаков; разработка, обучение и валидация ML-модели прогноза показателей InBody (масса тела, процент жира, мышечная масса) на горизонтах 1, 2 и 4 недели с построением 80%-доверительных интервалов с использованием количественных метрик (RMSE, MAE, R²); проектирование и реализация кроссплатформенного интерфейса и логики событийной адаптации плана. Каждая из задач ориентирована на баланс между научной обоснованностью и объёмом работ, соизмеримым с рамками выпускной квалификационной работы. Ожидается, что выполнение поставленных задач приведёт к получению воспроизводимого прототипа и набору рекомендаций для последующих исследований.</w:t>
       </w:r>
     </w:p>
     <w:p>
@@ -1131,169 +1131,7 @@
         <w:rPr>
           <w:b w:val="0"/>
         </w:rPr>
-        <w:t>Проблема исследования заключается в недостаточной проработанности методов прогноза показателей состава тела с калиброванными доверительными интервалами на коротких пользовательских историях и согласованных с ними правил автоматической адаптации тренировочного плана.</w:t>
-      </w:r>
-    </w:p>
-    <w:p>
-      <w:pPr>
-        <w:jc w:val="both"/>
-      </w:pPr>
-      <w:r>
-        <w:rPr>
-          <w:b w:val="0"/>
-        </w:rPr>
-        <w:t>Цель исследования — разработать и программно реализовать алгоритмы прогноза показателей InBody (масса тела, процент жира, мышечная масса) на горизонтах 1, 2 и 4 недели с построением 80%-доверительных интервалов, а также сервис автоматической адаптации тренировочного плана, и интегрировать их в действующее кроссплатформенное приложение Fitness Tracker.</w:t>
-      </w:r>
-    </w:p>
-    <w:p>
-      <w:pPr>
-        <w:jc w:val="both"/>
-      </w:pPr>
-      <w:r>
-        <w:rPr>
-          <w:b w:val="0"/>
-        </w:rPr>
-        <w:t>Объект исследования: процессы прогноза изменений состава тела и автоматической адаптации тренировочных программ в цифровых фитнес-приложениях.</w:t>
-      </w:r>
-    </w:p>
-    <w:p>
-      <w:pPr>
-        <w:jc w:val="both"/>
-      </w:pPr>
-      <w:r>
-        <w:rPr>
-          <w:b w:val="0"/>
-        </w:rPr>
-        <w:t>Предмет исследования: алгоритмы регрессии временных рядов с калиброванными доверительными интервалами и правила событийной адаптации плана при изменении профиля пользователя.</w:t>
-      </w:r>
-    </w:p>
-    <w:p>
-      <w:pPr>
-        <w:jc w:val="both"/>
-      </w:pPr>
-      <w:r>
-        <w:rPr>
-          <w:b w:val="0"/>
-        </w:rPr>
-        <w:t>Гипотеза исследования: если для прогноза показателей InBody применить квантильную регрессию LightGBM (α ∈ {0,1; 0,5; 0,9}), то это обеспечит более точный прогноз по сравнению с persistence- и Ridge-baseline при адекватной калибровке 80%-доверительного интервала (фактическая частота попаданий не менее 75 %), а детерминированный watcher-сервис обеспечит своевременную реакцию плана тренировок на ключевые изменения профиля пользователя.</w:t>
-      </w:r>
-    </w:p>
-    <w:p>
-      <w:pPr>
-        <w:jc w:val="both"/>
-      </w:pPr>
-      <w:r>
-        <w:rPr>
-          <w:b w:val="0"/>
-        </w:rPr>
-        <w:t>Задачи исследования</w:t>
-      </w:r>
-    </w:p>
-    <w:p>
-      <w:pPr>
-        <w:pStyle w:val="ListNumber"/>
-        <w:ind w:firstLine="0"/>
-      </w:pPr>
-      <w:r>
-        <w:t>Провести обзор существующих цифровых фитнес-приложений с прогнозом и подходов к прогнозу динамики веса и состава тела; обосновать выбор класса моделей.</w:t>
-      </w:r>
-    </w:p>
-    <w:p>
-      <w:pPr>
-        <w:pStyle w:val="ListNumber"/>
-        <w:ind w:firstLine="0"/>
-      </w:pPr>
-      <w:r>
-        <w:t>Спроектировать архитектуру кроссплатформенного приложения Fitness Tracker: технологический стек, схему базы данных, REST API, пользовательские сценарии и интерфейс.</w:t>
-      </w:r>
-    </w:p>
-    <w:p>
-      <w:pPr>
-        <w:pStyle w:val="ListNumber"/>
-        <w:ind w:firstLine="0"/>
-      </w:pPr>
-      <w:r>
-        <w:t>Подготовить обучающий датасет на основе открытых источников Kaggle с применением процедуры синтеза временных рядов и сформулировать постановку задачи прогноза как многомерной регрессии дельт показателей InBody.</w:t>
-      </w:r>
-    </w:p>
-    <w:p>
-      <w:pPr>
-        <w:pStyle w:val="ListNumber"/>
-        <w:ind w:firstLine="0"/>
-      </w:pPr>
-      <w:r>
-        <w:t>Разработать двухуровневую модель прогноза (Ridge-baseline и LightGBM с квантильной регрессией), алгоритм построения доверительных интервалов и алгоритм холодного старта для коротких пользовательских историй.</w:t>
-      </w:r>
-    </w:p>
-    <w:p>
-      <w:pPr>
-        <w:pStyle w:val="ListNumber"/>
-        <w:ind w:firstLine="0"/>
-      </w:pPr>
-      <w:r>
-        <w:t>Разработать watcher-сервис автоматической адаптации плана тренировок: набор условий срабатывания и правила перегенерации программы.</w:t>
-      </w:r>
-    </w:p>
-    <w:p>
-      <w:pPr>
-        <w:pStyle w:val="ListNumber"/>
-        <w:ind w:firstLine="0"/>
-      </w:pPr>
-      <w:r>
-        <w:t>Реализовать REST-сервис прогноза, сервис адаптации плана и парсер PDF-отчётов InBody; обеспечить их покрытие автоматизированными тестами.</w:t>
-      </w:r>
-    </w:p>
-    <w:p>
-      <w:pPr>
-        <w:pStyle w:val="ListNumber"/>
-        <w:ind w:firstLine="0"/>
-      </w:pPr>
-      <w:r>
-        <w:t>Провести вычислительный эксперимент: сравнение разработанной модели с baseline-подходами, проверку калибровки доверительных интервалов и анализ полученных результатов.</w:t>
-      </w:r>
-    </w:p>
-    <w:p>
-      <w:pPr>
-        <w:jc w:val="both"/>
-      </w:pPr>
-      <w:r>
-        <w:rPr>
-          <w:b w:val="0"/>
-        </w:rPr>
-        <w:t>Методологическую основу исследования составляют методы программной инженерии (проектирование архитектуры, разработка REST API, контейнеризация развёртывания), методы машинного обучения (регуляризованная линейная регрессия, градиентный бустинг, квантильная регрессия), методы прогнозирования временных рядов и математической статистики (MAE, MAPE, оценка покрытия 80%-доверительного интервала, sharpness).</w:t>
-      </w:r>
-    </w:p>
-    <w:p>
-      <w:pPr>
-        <w:jc w:val="both"/>
-      </w:pPr>
-      <w:r>
-        <w:rPr>
-          <w:b w:val="0"/>
-        </w:rPr>
-        <w:t>Научная новизна работы заключается в применении квантильной регрессии LightGBM для построения калиброванных доверительных интервалов прогноза показателей биоимпедансного анализа на коротких пользовательских историях, а также в формулировке согласованного набора условий автоматической адаптации тренировочного плана при значимых изменениях пользовательского профиля.</w:t>
-      </w:r>
-    </w:p>
-    <w:p>
-      <w:pPr>
-        <w:jc w:val="both"/>
-      </w:pPr>
-      <w:r>
-        <w:rPr>
-          <w:b w:val="0"/>
-        </w:rPr>
-        <w:t>Практическая значимость работы состоит в том, что разработанные алгоритмы программно реализованы в составе действующего приложения Fitness Tracker, покрыты автоматизированными тестами; процедура обучения моделей является воспроизводимой за счёт фиксации случайного начального значения и контрольной суммы SHA-256 обучающего датасета; развёртывание приложения осуществляется одной командой.</w:t>
-      </w:r>
-    </w:p>
-    <w:p>
-      <w:pPr>
-        <w:jc w:val="both"/>
-      </w:pPr>
-      <w:r>
-        <w:rPr>
-          <w:b w:val="0"/>
-        </w:rPr>
-        <w:t>Структура работы. Диссертация состоит из введения, пяти глав, заключения и списка использованных источников. В первой главе приведён обзор существующих фитнес-приложений и подходов к прогнозу динамики состава тела. Во второй главе представлено описание разрабатываемого приложения Fitness Tracker (функциональные возможности, экраны, технологический стек, схема базы данных). Третья глава посвящена алгоритмам прогноза и адаптации плана. В четвёртой главе изложена программная реализация. Пятая глава содержит результаты вычислительного эксперимента.</w:t>
+        <w:t>Методологически исследование опирается на сочетание традиционных антропометрических подходов и современных алгоритмов машинного обучения (регуляризованная линейная регрессия, градиентный бустинг LightGBM с квантильной регрессией) с акцентом на строгую валидацию и интерпретируемость результатов. Важными компонентами являются инженерия признаков из простых замеров и агрегатов тренировочной активности, выбор архитектуры моделей с учётом ограничений данных и разработка детерминированного watcher-сервиса адаптации тренировочного плана, реагирующего на индивидуальную динамику пользователя. Особое внимание уделено оценке рисков и ограничений метода: погрешностям прогнозов, потенциальным биологическим вариациям и этическим аспектам использования персональных данных. Далее работа последовательно раскрывает анализ предметной области, описание приложения Fitness Tracker, разработку алгоритмов прогноза и адаптации, программную реализацию и результаты вычислительного эксперимента, что создаёт логическую цепочку от теории к практическому прототипу.</w:t>
       </w:r>
     </w:p>
     <w:p>
@@ -1509,7 +1347,7 @@
         <w:rPr>
           <w:b w:val="0"/>
         </w:rPr>
-        <w:t>Уже упоминалось в работе соавтора — приложение для генерации тренировок. Показывает прогноз «силы» (predicted 1RM) по упражнениям, но не композиции тела целиком.</w:t>
+        <w:t>Приложение для генерации силовых тренировок. Показывает прогноз «силы» (predicted 1RM) по упражнениям, но не композиции тела целиком.</w:t>
       </w:r>
     </w:p>
     <w:p>
@@ -2240,7 +2078,7 @@
         <w:rPr>
           <w:b w:val="0"/>
         </w:rPr>
-        <w:t>Отдельная задача — не просто выдать пользователю число «через 4 недели у вас будет 78,2 кг», а сообщить и интервал неопределённости (например, «с вероятностью 80% будет в диапазоне 76,7–79,7 кг»). Это важно, потому что прогноз с точностью до 100 грамм пользователь воспримет как обещание, а реальность всегда отличается. В нашей работе для построения интервалов используется метод квантильной регрессии: обучаются три отдельные модели LightGBM на квантилях 0,1, 0,5 и 0,9. Подробнее — в главе 3.</w:t>
+        <w:t>Помимо точечной оценки, практическая ценность прогноза напрямую зависит от количественной характеристики его неопределённости. Точечный прогноз, представленный без доверительного интервала, склонен интерпретироваться пользователем как детерминированное значение, тогда как реальные траектории композиции тела подвержены существенной индивидуальной изменчивости. В настоящей работе для построения доверительных интервалов применяется метод квантильной регрессии: обучаются три отдельные модели LightGBM с квантильной функцией потерь на уровнях 0,1, 0,5 и 0,9. Подробное описание приведено в главе 3.</w:t>
       </w:r>
     </w:p>
     <w:p>
@@ -2319,7 +2157,7 @@
         <w:rPr>
           <w:b w:val="0"/>
         </w:rPr>
-        <w:t>Сервис должен следить за следующими событиями: новый InBody-замер с заметным изменением веса; изменение цели в профиле; изменение частоты тренировок; окончание 4-недельного цикла; ручной запуск пользователем. При срабатывании любого из триггеров сервис либо автоматически перегенерирует план тренировок (через сервис генератора, см. работу Ощепкова Е. С.), либо показывает пользователю баннер «план устарел — обновить?».</w:t>
+        <w:t>Сервис должен следить за следующими событиями: новый InBody-замер с заметным изменением веса; изменение цели в профиле; изменение частоты тренировок; окончание 4-недельного цикла; ручной запуск пользователем. При срабатывании любого из триггеров сервис либо автоматически перегенерирует план тренировок через сервис генератора, либо показывает пользователю баннер «план устарел — обновить?».</w:t>
       </w:r>
     </w:p>
     <w:p>
@@ -2331,17 +2169,6 @@
           <w:b w:val="0"/>
         </w:rPr>
         <w:t>Нефункциональные требования: inference прогноза ≤2 секунд; кэширование прогноза на 24 часа; все обучающие данные анонимизированы; результаты обучения воспроизводимы по фиксированному seed и хэшу входного файла.</w:t>
-      </w:r>
-    </w:p>
-    <w:p>
-      <w:pPr>
-        <w:jc w:val="both"/>
-      </w:pPr>
-      <w:r>
-        <w:rPr>
-          <w:b w:val="0"/>
-        </w:rPr>
-        <w:t>Решение этой задачи и составляет содержание глав 3–5 настоящей работы.</w:t>
       </w:r>
     </w:p>
     <w:p>
@@ -2591,7 +2418,7 @@
         <w:rPr>
           <w:b w:val="0"/>
         </w:rPr>
-        <w:t>В приложение встроен справочник из около 500 упражнений, собранный из открытых датасетов. По каждому упражнению видно: название (на русском и английском), основную и вспомогательные группы мышц, требуемое оборудование, описание техники, оценку расхода калорий. Каталог можно искать по названию и фильтровать по группе мышц или оборудованию. Пользователь может отметить любимые упражнения и создать свои собственные (которые потом будут учитываться в плане).</w:t>
+        <w:t>В приложение встроен справочник из около 500 упражнений, собранный из открытых датасетов. По каждому упражнению видно: название, основную и вспомогательные группы мышц, требуемое оборудование, описание техники, оценку расхода калорий. Каталог можно искать по названию и фильтровать по группе мышц или оборудованию. Пользователь может отметить любимые упражнения и создать свои собственные (которые потом будут учитываться в плане).</w:t>
       </w:r>
     </w:p>
     <w:p>
@@ -2614,7 +2441,7 @@
         <w:rPr>
           <w:b w:val="0"/>
         </w:rPr>
-        <w:t>Главная фишка приложения. Пользователь нажимает кнопку «Сгенерировать план», и приложение за несколько секунд строит индивидуальный план тренировок на 4 недели: разбивка по неделям и дням, для каждого дня — 4–8 упражнений с подходами, повторениями, целевым весом и временем отдыха. План учитывает цель пользователя, его уровень, частоту, доступное оборудование и последний InBody-замер. Алгоритм генерации подробно описан в главе 3 настоящей работы.</w:t>
+        <w:t>Ключевая функция приложения. Пользователь нажимает кнопку «Сгенерировать план», и приложение за несколько секунд строит индивидуальный план тренировок на 4 недели: разбивка по неделям и дням, для каждого дня — 4–8 упражнений с подходами, повторениями, целевым весом и временем отдыха. План учитывает цель пользователя, его уровень, частоту, доступное оборудование и последний InBody-замер. Алгоритм генерации подробно описан в главе 3 настоящей работы.</w:t>
       </w:r>
     </w:p>
     <w:p>
@@ -4194,7 +4021,7 @@
         <w:rPr>
           <w:b w:val="0"/>
         </w:rPr>
-        <w:t>При срабатывании любого триггера watcher создаёт запись в таблице plan_rebuild_events со статусом pending, выставляет флаг plan_rebuild_required = true в профиле пользователя, и пользователь видит на главном экране баннер с CTA «обновить план?». Если пользователь нажимает «обновить» — запускается сервис генерации (см. работу Ощепкова Е. С.), который перегенерирует план с учётом новых параметров и архивирует старый. Если пользователь игнорирует баннер 7 дней — перегенерация запускается автоматически фоновым заданием.</w:t>
+        <w:t>При срабатывании любого триггера watcher создаёт запись в таблице plan_rebuild_events со статусом pending, выставляет флаг plan_rebuild_required = true в профиле пользователя, и пользователь видит на главном экране баннер с CTA «обновить план?». Если пользователь нажимает «обновить» — запускается сервис генерации, который перегенерирует план с учётом новых параметров и архивирует старый. Если пользователь игнорирует баннер 7 дней — перегенерация запускается автоматически фоновым заданием.</w:t>
       </w:r>
     </w:p>
     <w:p>

--- a/docs/thesis/thesis-maria.docx
+++ b/docs/thesis/thesis-maria.docx
@@ -574,7 +574,7 @@
         <w:ind w:firstLine="0"/>
       </w:pPr>
       <w:r>
-        <w:t>3.4 Watcher: автоматическая адаптация плана</w:t>
+        <w:t>3.4 Сервис событийной адаптации (watcher)</w:t>
       </w:r>
       <w:r>
         <w:tab/>
@@ -1098,7 +1098,7 @@
         <w:rPr>
           <w:b w:val="0"/>
         </w:rPr>
-        <w:t>Предлагаемое исследование направлено на создание прототипа кроссплатформенного приложения Fitness Tracker, объединяющего доступный набор входных данных (антропометрия, пол, возраст, уровень физической активности, история тренировок и регулярные замеры на биоимпедансном анализаторе InBody) и алгоритмическое ядро на базе методов машинного обучения. Основная задача алгоритмического блока — прогноз ключевых параметров состава тела (масса тела, процент жировой массы, скелетная мышечная масса) на основании легкоизмеримых показателей и последующая автоматическая адаптация персонализированного плана тренировок при значимых изменениях профиля пользователя. Такой подход предполагает использование моделей регрессии и ансамблей решающих деревьев с квантильной регрессией, а также схем адаптации тренировочного плана, учитывающих динамику прогресса пользователя. В ходе работы разработан прототип, обеспечивающий интеграцию ML-модуля и пользовательского интерфейса на нескольких платформах.</w:t>
+        <w:t>Одним из актуальных направлений развития современных фитнес-технологий является создание интеллектуальных систем, способных не только фиксировать физическую активность пользователя, но и анализировать динамику изменений состава тела с последующей адаптацией тренировочного процесса. Несмотря на распространённость мобильных фитнес-приложений, большинство существующих решений предоставляет преимущественно статические рекомендации и не учитывает индивидуальные особенности пользователя, что ограничивает эффективность персонализированного сопровождения тренировок.</w:t>
       </w:r>
     </w:p>
     <w:p>
@@ -1109,6 +1109,28 @@
         <w:rPr>
           <w:b w:val="0"/>
         </w:rPr>
+        <w:t>В связи с этим предлагаемое исследование направлено на создание кроссплатформенного приложения Fitness Tracker, объединяющего доступный набор входных данных (антропометрия, пол, возраст, уровень физической активности, история тренировок и регулярные замеры на биоимпедансном анализаторе InBody) и алгоритмическое ядро на базе методов машинного обучения.</w:t>
+      </w:r>
+    </w:p>
+    <w:p>
+      <w:pPr>
+        <w:jc w:val="both"/>
+      </w:pPr>
+      <w:r>
+        <w:rPr>
+          <w:b w:val="0"/>
+        </w:rPr>
+        <w:t>Основная задача алгоритмического блока — прогноз ключевых параметров состава тела (масса тела, процент жировой массы, скелетная мышечная масса) на основании легкоизмеримых показателей и последующая автоматическая адаптация персонализированного плана тренировок при значимых изменениях профиля пользователя. Такой подход предполагает использование моделей регрессии и ансамблей решающих деревьев с квантильной регрессией, а также схем адаптации тренировочного плана, учитывающих динамику прогресса пользователя. В ходе работы разработано приложение, обеспечивающее интеграцию ML-модуля и пользовательского интерфейса на нескольких платформах.</w:t>
+      </w:r>
+    </w:p>
+    <w:p>
+      <w:pPr>
+        <w:jc w:val="both"/>
+      </w:pPr>
+      <w:r>
+        <w:rPr>
+          <w:b w:val="0"/>
+        </w:rPr>
         <w:t>Актуальность проекта обусловлена отсутствием массово доступных и обоснованных инструментов для оценки динамики состава тела вне лабораторных условий, что приводит к распространению неэффективных или потенциально небезопасных рекомендаций. В практической плоскости это повышает трудозатраты тренеров и затрудняет объективную оценку изменений, особенно при работе с большими группами клиентов или любителями спорта. Развитие мобильных и кроссплатформенных технологий в сочетании с современными ML-подходами создаёт реальную возможность снизить барьеры доступа к персонализированной аналитике состояния тела; в большинстве современных фитнес-клубов установлены аппараты биоимпедансного анализа InBody, регулярные измерения которых дают сигнал, достаточный для построения прогноза: массу тела, процент жировой и мышечной массы, базовый уровень метаболизма. Тем не менее решение сталкивается с ограничениями, связанными с качеством и объёмом доступных данных, которые требуется учесть на этапе методики.</w:t>
       </w:r>
     </w:p>
@@ -1120,7 +1142,7 @@
         <w:rPr>
           <w:b w:val="0"/>
         </w:rPr>
-        <w:t>Цель работы — создание и верификация рабочего прототипа с модулем прогнозирования состава тела по данным InBody и модулем автоматической адаптации тренировочного плана, способного демонстрировать работоспособность на ограниченной выборке или синтетических данных. Для достижения цели сформулированы прикладные задачи: анализ литературы по методам прогноза и адаптивному планированию; сбор и предобработка данных с инженерией признаков; разработка, обучение и валидация ML-модели прогноза показателей InBody (масса тела, процент жира, мышечная масса) на горизонтах 1, 2 и 4 недели с построением 80%-доверительных интервалов с использованием количественных метрик (RMSE, MAE, R²); проектирование и реализация кроссплатформенного интерфейса и логики событийной адаптации плана. Каждая из задач ориентирована на баланс между научной обоснованностью и объёмом работ, соизмеримым с рамками выпускной квалификационной работы. Ожидается, что выполнение поставленных задач приведёт к получению воспроизводимого прототипа и набору рекомендаций для последующих исследований.</w:t>
+        <w:t>Цель работы — создание и верификация работоспособного приложения с модулем прогнозирования состава тела по данным InBody и модулем автоматической адаптации тренировочного плана, способного демонстрировать работоспособность на ограниченной выборке или синтетических данных. Для достижения цели сформулированы прикладные задачи: анализ литературы по методам прогноза и адаптивному планированию; сбор и предобработка данных с инженерией признаков; разработка, обучение и валидация ML-модели прогноза показателей InBody (масса тела, процент жира, мышечная масса) на горизонтах 1, 2 и 4 недели с построением 80%-доверительных интервалов с использованием количественных метрик (RMSE, MAE, R²); проектирование и реализация кроссплатформенного интерфейса и логики событийной адаптации плана. Каждая из задач ориентирована на баланс между научной обоснованностью и объёмом работ, соизмеримым с рамками выпускной квалификационной работы. Ожидается, что выполнение поставленных задач приведёт к получению воспроизводимой программной реализации и набору рекомендаций для последующих исследований.</w:t>
       </w:r>
     </w:p>
     <w:p>
@@ -1131,7 +1153,7 @@
         <w:rPr>
           <w:b w:val="0"/>
         </w:rPr>
-        <w:t>Методологически исследование опирается на сочетание традиционных антропометрических подходов и современных алгоритмов машинного обучения (регуляризованная линейная регрессия, градиентный бустинг LightGBM с квантильной регрессией) с акцентом на строгую валидацию и интерпретируемость результатов. Важными компонентами являются инженерия признаков из простых замеров и агрегатов тренировочной активности, выбор архитектуры моделей с учётом ограничений данных и разработка детерминированного watcher-сервиса адаптации тренировочного плана, реагирующего на индивидуальную динамику пользователя. Особое внимание уделено оценке рисков и ограничений метода: погрешностям прогнозов, потенциальным биологическим вариациям и этическим аспектам использования персональных данных. Далее работа последовательно раскрывает анализ предметной области, описание приложения Fitness Tracker, разработку алгоритмов прогноза и адаптации, программную реализацию и результаты вычислительного эксперимента, что создаёт логическую цепочку от теории к практическому прототипу.</w:t>
+        <w:t>Методологически исследование опирается на сочетание традиционных антропометрических подходов и современных алгоритмов машинного обучения (регуляризованная линейная регрессия, градиентный бустинг LightGBM с квантильной регрессией) с акцентом на строгую валидацию и интерпретируемость результатов. Важными компонентами являются инженерия признаков из простых замеров и агрегатов тренировочной активности, выбор архитектуры моделей с учётом ограничений данных и разработка детерминированного watcher-сервиса адаптации тренировочного плана, реагирующего на индивидуальную динамику пользователя. Особое внимание уделено оценке рисков и ограничений метода: погрешностям прогнозов, потенциальным биологическим вариациям и этическим аспектам использования персональных данных. Далее работа последовательно раскрывает анализ предметной области, описание приложения Fitness Tracker, разработку алгоритмов прогноза и адаптации, программную реализацию и результаты вычислительного эксперимента, что создаёт логическую цепочку от теории к практической реализации.</w:t>
       </w:r>
     </w:p>
     <w:p>
@@ -2275,7 +2297,7 @@
         <w:ind w:firstLine="0"/>
       </w:pPr>
       <w:r>
-        <w:t>Нет понимания, к чему приведут текущие тренировки. Человек ходит в зал, делает замеры InBody, но не понимает, что эти цифры будут значить через месяц при текущем темпе. Приложение строит прогноз веса, процента жира и мышечной массы на 1, 2 и 4 недели вперёд.</w:t>
+        <w:t>Нет понимания, к чему приведут текущие тренировки. Человек ходит в зал, делает замеры InBody, но не понимает, что эти цифры будут значить через месяц при текущем темпе. В приложении реализован прогноз веса, процента жира и мышечной массы на 1, 2 и 4 недели вперёд.</w:t>
       </w:r>
     </w:p>
     <w:p>
@@ -2284,7 +2306,7 @@
         <w:ind w:firstLine="0"/>
       </w:pPr>
       <w:r>
-        <w:t>План тренировок устаревает, но никто за этим не следит. Изменилась цель, изменилась частота тренировок, заметно сдвинулся вес — программа должна корректироваться, но пользователь обычно об этом не задумывается, пока не упрётся в плато. Приложение само следит за этими сигналами и предлагает обновить план.</w:t>
+        <w:t>План тренировок устаревает, но никто за этим не следит. Изменилась цель, изменилась частота тренировок, заметно сдвинулся вес — программа должна корректироваться, но пользователь обычно об этом не задумывается, пока не упрётся в плато. Сервис адаптации фиксирует эти сигналы и предлагает обновить план.</w:t>
       </w:r>
     </w:p>
     <w:p>
@@ -2302,7 +2324,7 @@
         <w:ind w:firstLine="0"/>
       </w:pPr>
       <w:r>
-        <w:t>Отчёты InBody выдаются в виде PDF, который неудобно переписывать руками. Приложение умеет автоматически разбирать PDF-отчёт InBody и подгружать из него ключевые показатели.</w:t>
+        <w:t>Отчёты InBody выдаются в виде PDF, который неудобно переписывать руками. В приложении реализован автоматический разбор PDF-отчёта InBody и загрузка ключевых показателей.</w:t>
       </w:r>
     </w:p>
     <w:p>
@@ -2395,7 +2417,7 @@
         <w:rPr>
           <w:b w:val="0"/>
         </w:rPr>
-        <w:t>Пользователь добавляет результаты замеров InBody: дату замера, массу тела, процент жира, мышечную массу, BMR. Можно вводить вручную или загрузить PDF-отчёт InBody, тогда приложение само вытащит из него нужные поля. Все замеры хранятся в виде истории; их можно просматривать в виде списка или графика.</w:t>
+        <w:t>Пользователь добавляет результаты замеров InBody: дату замера, массу тела, процент жира, мышечную массу, BMR. Можно вводить вручную или загрузить PDF-отчёт InBody, тогда приложение автоматически извлекает из него нужные поля. Все замеры хранятся в виде истории; их можно просматривать в виде списка или графика.</w:t>
       </w:r>
     </w:p>
     <w:p>
@@ -2510,7 +2532,7 @@
         <w:rPr>
           <w:b w:val="0"/>
         </w:rPr>
-        <w:t>Если пользователь существенно изменился (вес сдвинулся больше чем на 2 кг, поменялась цель или частота тренировок), приложение автоматически замечает это и предлагает обновить план. Если пользователь игнорирует предложение неделю — обновление запускается автоматически.</w:t>
+        <w:t>Если пользователь существенно изменился (вес сдвинулся больше чем на 2 кг, поменялась цель или частота тренировок), сервис адаптации фиксирует это и предлагает обновить план. Если пользователь игнорирует предложение неделю — обновление запускается автоматически.</w:t>
       </w:r>
     </w:p>
     <w:p>
@@ -3850,7 +3872,7 @@
         <w:rPr>
           <w:b/>
         </w:rPr>
-        <w:t>3.4 Watcher: автоматическая адаптация плана</w:t>
+        <w:t>3.4 Сервис событийной адаптации плана</w:t>
       </w:r>
     </w:p>
     <w:p>
@@ -4841,7 +4863,7 @@
         <w:rPr>
           <w:b w:val="0"/>
         </w:rPr>
-        <w:t>Экран сравнения прогноз vs факт. Когда пользователь добавляет новый InBody-замер, в его карточке автоматически показывается сравнение с предыдущим прогнозом: «было предсказано 77,2 ± 1,5 кг, факт 76,8 кг — ✓ попал в интервал». Это важная функция: пользователь видит, что приложение не врёт, и доверие к прогнозу растёт.</w:t>
+        <w:t>Экран сравнения прогноз vs факт. Когда пользователь добавляет новый InBody-замер, в его карточке автоматически показывается сравнение с предыдущим прогнозом: «было предсказано 77,2 ± 1,5 кг, факт 76,8 кг — ✓ попал в интервал». Это важная функция: пользователь видит соответствие прогноза фактическому результату, что повышает доверие к модели.</w:t>
       </w:r>
     </w:p>
     <w:p>
@@ -5230,7 +5252,7 @@
           </w:tcPr>
           <w:p>
             <w:r>
-              <w:t>MLP (нейросеть, наша модель)</w:t>
+              <w:t>MLP (нейросеть, разработанная конфигурация)</w:t>
             </w:r>
           </w:p>
         </w:tc>
@@ -5455,7 +5477,7 @@
           </w:tcPr>
           <w:p>
             <w:r>
-              <w:t>MLP (наша модель)</w:t>
+              <w:t>MLP (разработанная конфигурация)</w:t>
             </w:r>
           </w:p>
         </w:tc>
@@ -5952,7 +5974,7 @@
         <w:rPr>
           <w:b w:val="0"/>
         </w:rPr>
-        <w:t>Во второй главе подробно описано само приложение Fitness Tracker: назначение, целевая аудитория, решаемые проблемы, список основных функций (регистрация, профиль, InBody, каталог упражнений, AI-генератор плана, учёт тренировок, прогноз, адаптация, аналитика), сценарии использования, экраны, технологический стек (Python / FastAPI / PostgreSQL на сервере, Flutter Web на клиенте, LightGBM для ML), архитектура, схема базы данных и принципы безопасности.</w:t>
+        <w:t>Во второй главе подробно описано само приложение Fitness Tracker: назначение, целевая аудитория, решаемые проблемы, список основных функций (регистрация, профиль, InBody, каталог упражнений, генератор плана, учёт тренировок, прогноз, адаптация, аналитика), сценарии использования, экраны, технологический стек (Python / FastAPI / PostgreSQL на сервере, Flutter Web на клиенте, LightGBM для ML), архитектура, схема базы данных и принципы безопасности.</w:t>
       </w:r>
     </w:p>
     <w:p>
@@ -6054,6 +6076,48 @@
         <w:t xml:space="preserve">2. </w:t>
       </w:r>
       <w:r>
+        <w:t>Гудфеллоу Я., Бенжио И., Курвилль А. Глубокое обучение / пер. с англ. — Москва: ДМК Пресс, 2018. — 652 с.</w:t>
+      </w:r>
+    </w:p>
+    <w:p>
+      <w:pPr>
+        <w:ind w:firstLine="0"/>
+      </w:pPr>
+      <w:r>
+        <w:rPr>
+          <w:b/>
+        </w:rPr>
+        <w:t xml:space="preserve">3. </w:t>
+      </w:r>
+      <w:r>
+        <w:t>Флах П. Машинное обучение. Наука и искусство построения алгоритмов, которые извлекают знания из данных / пер. с англ. — Москва: ДМК Пресс, 2015. — 400 с.</w:t>
+      </w:r>
+    </w:p>
+    <w:p>
+      <w:pPr>
+        <w:ind w:firstLine="0"/>
+      </w:pPr>
+      <w:r>
+        <w:rPr>
+          <w:b/>
+        </w:rPr>
+        <w:t xml:space="preserve">4. </w:t>
+      </w:r>
+      <w:r>
+        <w:t>Бокс Дж., Дженкинс Г. М. Анализ временных рядов: прогноз и управление. Вып. 1, 2 / пер. с англ. — Москва: Мир, 1974. — 406 с.</w:t>
+      </w:r>
+    </w:p>
+    <w:p>
+      <w:pPr>
+        <w:ind w:firstLine="0"/>
+      </w:pPr>
+      <w:r>
+        <w:rPr>
+          <w:b/>
+        </w:rPr>
+        <w:t xml:space="preserve">5. </w:t>
+      </w:r>
+      <w:r>
         <w:t>Kyle U. G., Bosaeus I., De Lorenzo A. D. et al. Bioelectrical Impedance Analysis — Part I: Review of Principles and Methods // Clinical Nutrition. — 2004. — Vol. 23, № 5. — P. 1226–1243.</w:t>
       </w:r>
     </w:p>
@@ -6065,7 +6129,7 @@
         <w:rPr>
           <w:b/>
         </w:rPr>
-        <w:t xml:space="preserve">3. </w:t>
+        <w:t xml:space="preserve">6. </w:t>
       </w:r>
       <w:r>
         <w:t>Hall K. D., Sacks G., Chandramohan D. et al. Quantification of the Effect of Energy Imbalance on Bodyweight // The Lancet. — 2011. — Vol. 378, № 9793. — P. 826–837.</w:t>
@@ -6079,7 +6143,7 @@
         <w:rPr>
           <w:b/>
         </w:rPr>
-        <w:t xml:space="preserve">4. </w:t>
+        <w:t xml:space="preserve">7. </w:t>
       </w:r>
       <w:r>
         <w:t>Schoenfeld B. J. Science and Development of Muscle Hypertrophy. — Champaign, IL: Human Kinetics, 2021. — 312 p.</w:t>
@@ -6093,7 +6157,7 @@
         <w:rPr>
           <w:b/>
         </w:rPr>
-        <w:t xml:space="preserve">5. </w:t>
+        <w:t xml:space="preserve">8. </w:t>
       </w:r>
       <w:r>
         <w:t>Mifflin M. D., St Jeor S. T. et al. A New Predictive Equation for Resting Energy Expenditure in Healthy Individuals // The American Journal of Clinical Nutrition. — 1990. — Vol. 51, № 2. — P. 241–247.</w:t>
@@ -6107,10 +6171,10 @@
         <w:rPr>
           <w:b/>
         </w:rPr>
-        <w:t xml:space="preserve">6. </w:t>
-      </w:r>
-      <w:r>
-        <w:t>Cunningham J. J. A Reanalysis of the Factors Influencing Basal Metabolic Rate in Normal Adults // The American Journal of Clinical Nutrition. — 1980. — Vol. 33, № 11. — P. 2372–2374.</w:t>
+        <w:t xml:space="preserve">9. </w:t>
+      </w:r>
+      <w:r>
+        <w:t>Ke G., Meng Q., Finley T. et al. LightGBM: A Highly Efficient Gradient Boosting Decision Tree // Advances in Neural Information Processing Systems. — 2017. — Vol. 30. — P. 3146–3154.</w:t>
       </w:r>
     </w:p>
     <w:p>
@@ -6121,10 +6185,10 @@
         <w:rPr>
           <w:b/>
         </w:rPr>
-        <w:t xml:space="preserve">7. </w:t>
-      </w:r>
-      <w:r>
-        <w:t>Ke G., Meng Q., Finley T. et al. LightGBM: A Highly Efficient Gradient Boosting Decision Tree // Advances in Neural Information Processing Systems. — 2017. — Vol. 30. — P. 3146–3154.</w:t>
+        <w:t xml:space="preserve">10. </w:t>
+      </w:r>
+      <w:r>
+        <w:t>Koenker R., Bassett G. Regression Quantiles // Econometrica. — 1978. — Vol. 46, № 1. — P. 33–50.</w:t>
       </w:r>
     </w:p>
     <w:p>
@@ -6135,10 +6199,10 @@
         <w:rPr>
           <w:b/>
         </w:rPr>
-        <w:t xml:space="preserve">8. </w:t>
-      </w:r>
-      <w:r>
-        <w:t>Koenker R., Bassett G. Regression Quantiles // Econometrica. — 1978. — Vol. 46, № 1. — P. 33–50.</w:t>
+        <w:t xml:space="preserve">11. </w:t>
+      </w:r>
+      <w:r>
+        <w:t>Hyndman R. J., Athanasopoulos G. Forecasting: Principles and Practice. — 3rd ed. — OTexts, 2021. — 442 p.</w:t>
       </w:r>
     </w:p>
     <w:p>
@@ -6149,10 +6213,10 @@
         <w:rPr>
           <w:b/>
         </w:rPr>
-        <w:t xml:space="preserve">9. </w:t>
-      </w:r>
-      <w:r>
-        <w:t>Hyndman R. J., Athanasopoulos G. Forecasting: Principles and Practice. — 3rd ed. — OTexts, 2021. — 442 p.</w:t>
+        <w:t xml:space="preserve">12. </w:t>
+      </w:r>
+      <w:r>
+        <w:t>InBody Co., Ltd. InBody 270 User's Manual [Электронный ресурс]. — URL: https://www.inbody.com (дата обращения: 22.04.2026).</w:t>
       </w:r>
     </w:p>
     <w:p>
@@ -6163,10 +6227,10 @@
         <w:rPr>
           <w:b/>
         </w:rPr>
-        <w:t xml:space="preserve">10. </w:t>
-      </w:r>
-      <w:r>
-        <w:t>Lim B., Zohren S. Time-Series Forecasting With Deep Learning: A Survey // Philosophical Transactions of the Royal Society A. — 2021. — Vol. 379, № 2194. — Art. 20200209.</w:t>
+        <w:t xml:space="preserve">13. </w:t>
+      </w:r>
+      <w:r>
+        <w:t>Kaggle Datasets: Gym Members Exercise Dataset / V. Khorasani [Электронный ресурс]. — URL: https://www.kaggle.com/datasets/valakhorasani/gym-members-exercise-dataset (дата обращения: 15.04.2026).</w:t>
       </w:r>
     </w:p>
     <w:p>
@@ -6177,10 +6241,10 @@
         <w:rPr>
           <w:b/>
         </w:rPr>
-        <w:t xml:space="preserve">11. </w:t>
-      </w:r>
-      <w:r>
-        <w:t>Salinas D., Flunkert V., Gasthaus J., Januschowski T. DeepAR: Probabilistic Forecasting With Autoregressive Recurrent Networks // International Journal of Forecasting. — 2020. — Vol. 36, № 3. — P. 1181–1191.</w:t>
+        <w:t xml:space="preserve">14. </w:t>
+      </w:r>
+      <w:r>
+        <w:t>Kaggle Datasets: Body Fat Prediction Dataset / Fedesoriano [Электронный ресурс]. — URL: https://www.kaggle.com/datasets/fedesoriano/body-fat-prediction-dataset (дата обращения: 15.04.2026).</w:t>
       </w:r>
     </w:p>
     <w:p>
@@ -6191,234 +6255,10 @@
         <w:rPr>
           <w:b/>
         </w:rPr>
-        <w:t xml:space="preserve">12. </w:t>
-      </w:r>
-      <w:r>
-        <w:t>Bompa T. O., Buzzichelli C. Periodization Training for Sports. — Champaign, IL: Human Kinetics, 2019. — 384 p.</w:t>
-      </w:r>
-    </w:p>
-    <w:p>
-      <w:pPr>
-        <w:ind w:firstLine="0"/>
-      </w:pPr>
-      <w:r>
-        <w:rPr>
-          <w:b/>
-        </w:rPr>
-        <w:t xml:space="preserve">13. </w:t>
-      </w:r>
-      <w:r>
-        <w:t>FastAPI Documentation [Электронный ресурс]. — URL: https://fastapi.tiangolo.com (дата обращения: 10.04.2026).</w:t>
-      </w:r>
-    </w:p>
-    <w:p>
-      <w:pPr>
-        <w:ind w:firstLine="0"/>
-      </w:pPr>
-      <w:r>
-        <w:rPr>
-          <w:b/>
-        </w:rPr>
-        <w:t xml:space="preserve">14. </w:t>
-      </w:r>
-      <w:r>
-        <w:t>Flutter Documentation [Электронный ресурс]. — URL: https://docs.flutter.dev (дата обращения: 12.04.2026).</w:t>
-      </w:r>
-    </w:p>
-    <w:p>
-      <w:pPr>
-        <w:ind w:firstLine="0"/>
-      </w:pPr>
-      <w:r>
-        <w:rPr>
-          <w:b/>
-        </w:rPr>
         <w:t xml:space="preserve">15. </w:t>
       </w:r>
       <w:r>
-        <w:t>scikit-learn: Machine Learning in Python [Электронный ресурс]. — URL: https://scikit-learn.org (дата обращения: 14.04.2026).</w:t>
-      </w:r>
-    </w:p>
-    <w:p>
-      <w:pPr>
-        <w:ind w:firstLine="0"/>
-      </w:pPr>
-      <w:r>
-        <w:rPr>
-          <w:b/>
-        </w:rPr>
-        <w:t xml:space="preserve">16. </w:t>
-      </w:r>
-      <w:r>
-        <w:t>pdfplumber Documentation [Электронный ресурс]. — URL: https://github.com/jsvine/pdfplumber (дата обращения: 17.04.2026).</w:t>
-      </w:r>
-    </w:p>
-    <w:p>
-      <w:pPr>
-        <w:ind w:firstLine="0"/>
-      </w:pPr>
-      <w:r>
-        <w:rPr>
-          <w:b/>
-        </w:rPr>
-        <w:t xml:space="preserve">17. </w:t>
-      </w:r>
-      <w:r>
-        <w:t>PostgreSQL: The World's Most Advanced Open Source Relational Database [Электронный ресурс]. — URL: https://www.postgresql.org (дата обращения: 16.04.2026).</w:t>
-      </w:r>
-    </w:p>
-    <w:p>
-      <w:pPr>
-        <w:ind w:firstLine="0"/>
-      </w:pPr>
-      <w:r>
-        <w:rPr>
-          <w:b/>
-        </w:rPr>
-        <w:t xml:space="preserve">18. </w:t>
-      </w:r>
-      <w:r>
-        <w:t>Kaggle Datasets: Gym Members Exercise Dataset / V. Khorasani [Электронный ресурс]. — URL: https://www.kaggle.com/datasets/valakhorasani/gym-members-exercise-dataset (дата обращения: 15.04.2026).</w:t>
-      </w:r>
-    </w:p>
-    <w:p>
-      <w:pPr>
-        <w:ind w:firstLine="0"/>
-      </w:pPr>
-      <w:r>
-        <w:rPr>
-          <w:b/>
-        </w:rPr>
-        <w:t xml:space="preserve">19. </w:t>
-      </w:r>
-      <w:r>
-        <w:t>Kaggle Datasets: Body Fat Prediction Dataset / Fedesoriano [Электронный ресурс]. — URL: https://www.kaggle.com/datasets/fedesoriano/body-fat-prediction-dataset (дата обращения: 15.04.2026).</w:t>
-      </w:r>
-    </w:p>
-    <w:p>
-      <w:pPr>
-        <w:ind w:firstLine="0"/>
-      </w:pPr>
-      <w:r>
-        <w:rPr>
-          <w:b/>
-        </w:rPr>
-        <w:t xml:space="preserve">20. </w:t>
-      </w:r>
-      <w:r>
-        <w:t>Riverpod: A Reactive Caching and Data-Binding Framework for Flutter [Электронный ресурс]. — URL: https://riverpod.dev (дата обращения: 18.04.2026).</w:t>
-      </w:r>
-    </w:p>
-    <w:p>
-      <w:pPr>
-        <w:ind w:firstLine="0"/>
-      </w:pPr>
-      <w:r>
-        <w:rPr>
-          <w:b/>
-        </w:rPr>
-        <w:t xml:space="preserve">21. </w:t>
-      </w:r>
-      <w:r>
         <w:t>MacroFactor: Adaptive Nutrition App [Электронный ресурс]. — URL: https://macrofactorapp.com (дата обращения: 20.04.2026).</w:t>
-      </w:r>
-    </w:p>
-    <w:p>
-      <w:pPr>
-        <w:ind w:firstLine="0"/>
-      </w:pPr>
-      <w:r>
-        <w:rPr>
-          <w:b/>
-        </w:rPr>
-        <w:t xml:space="preserve">22. </w:t>
-      </w:r>
-      <w:r>
-        <w:t>Carbon Diet Coach [Электронный ресурс]. — URL: https://www.joincarbon.com (дата обращения: 20.04.2026).</w:t>
-      </w:r>
-    </w:p>
-    <w:p>
-      <w:pPr>
-        <w:ind w:firstLine="0"/>
-      </w:pPr>
-      <w:r>
-        <w:rPr>
-          <w:b/>
-        </w:rPr>
-        <w:t xml:space="preserve">23. </w:t>
-      </w:r>
-      <w:r>
-        <w:t>InBody Co., Ltd. InBody 270 User's Manual [Электронный ресурс]. — URL: https://www.inbody.com (дата обращения: 22.04.2026).</w:t>
-      </w:r>
-    </w:p>
-    <w:p>
-      <w:pPr>
-        <w:ind w:firstLine="0"/>
-      </w:pPr>
-      <w:r>
-        <w:rPr>
-          <w:b/>
-        </w:rPr>
-        <w:t xml:space="preserve">24. </w:t>
-      </w:r>
-      <w:r>
-        <w:t>Гудфеллоу Я., Бенжио И., Курвилль А. Глубокое обучение / пер. с англ. — Москва: ДМК Пресс, 2018. — 652 с.</w:t>
-      </w:r>
-    </w:p>
-    <w:p>
-      <w:pPr>
-        <w:ind w:firstLine="0"/>
-      </w:pPr>
-      <w:r>
-        <w:rPr>
-          <w:b/>
-        </w:rPr>
-        <w:t xml:space="preserve">25. </w:t>
-      </w:r>
-      <w:r>
-        <w:t>Флах П. Машинное обучение. Наука и искусство построения алгоритмов, которые извлекают знания из данных / пер. с англ. — Москва: ДМК Пресс, 2015. — 400 с.</w:t>
-      </w:r>
-    </w:p>
-    <w:p>
-      <w:pPr>
-        <w:ind w:firstLine="0"/>
-      </w:pPr>
-      <w:r>
-        <w:rPr>
-          <w:b/>
-        </w:rPr>
-        <w:t xml:space="preserve">26. </w:t>
-      </w:r>
-      <w:r>
-        <w:t>Murphy K. P. Probabilistic Machine Learning: An Introduction. — Cambridge, MA: MIT Press, 2022. — 944 p.</w:t>
-      </w:r>
-    </w:p>
-    <w:p>
-      <w:pPr>
-        <w:ind w:firstLine="0"/>
-      </w:pPr>
-      <w:r>
-        <w:rPr>
-          <w:b/>
-        </w:rPr>
-        <w:t xml:space="preserve">27. </w:t>
-      </w:r>
-      <w:r>
-        <w:t>Бокс Дж., Дженкинс Г. М. Анализ временных рядов: прогноз и управление. Вып. 1, 2 / пер. с англ. — Москва: Мир, 1974. — 406 с.</w:t>
-      </w:r>
-    </w:p>
-    <w:p>
-      <w:pPr>
-        <w:ind w:firstLine="0"/>
-      </w:pPr>
-      <w:r>
-        <w:rPr>
-          <w:b/>
-        </w:rPr>
-        <w:t xml:space="preserve">28. </w:t>
-      </w:r>
-      <w:r>
-        <w:t>Hyndman R. J., Khandakar Y. Automatic Time Series Forecasting: The forecast Package for R // Journal of Statistical Software. — 2008. — Vol. 27, № 3. — P. 1–22.</w:t>
       </w:r>
     </w:p>
     <w:sectPr>
